--- a/0-开发工具/0_win10常用.docx
+++ b/0-开发工具/0_win10常用.docx
@@ -1,11 +1,20 @@
 
 <file path=word/document.xml><?xml version="1.0" encoding="utf-8"?>
-<w:document xmlns:wpc="http://schemas.microsoft.com/office/word/2010/wordprocessingCanvas" xmlns:cx="http://schemas.microsoft.com/office/drawing/2014/chartex" xmlns:cx1="http://schemas.microsoft.com/office/drawing/2015/9/8/chartex" xmlns:cx2="http://schemas.microsoft.com/office/drawing/2015/10/21/chartex" xmlns:cx3="http://schemas.microsoft.com/office/drawing/2016/5/9/chartex" xmlns:cx4="http://schemas.microsoft.com/office/drawing/2016/5/10/chartex" xmlns:cx5="http://schemas.microsoft.com/office/drawing/2016/5/11/chartex" xmlns:cx6="http://schemas.microsoft.com/office/drawing/2016/5/12/chartex" xmlns:cx7="http://schemas.microsoft.com/office/drawing/2016/5/13/chartex" xmlns:cx8="http://schemas.microsoft.com/office/drawing/2016/5/14/chartex" xmlns:mc="http://schemas.openxmlformats.org/markup-compatibility/2006" xmlns:aink="http://schemas.microsoft.com/office/drawing/2016/ink" xmlns:am3d="http://schemas.microsoft.com/office/drawing/2017/model3d" xmlns:o="urn:schemas-microsoft-com:office:office" xmlns:r="http://schemas.openxmlformats.org/officeDocument/2006/relationships" xmlns:m="http://schemas.openxmlformats.org/officeDocument/2006/math" xmlns:v="urn:schemas-microsoft-com:vml" xmlns:wp14="http://schemas.microsoft.com/office/word/2010/wordprocessingDrawing" xmlns:wp="http://schemas.openxmlformats.org/drawingml/2006/wordprocessingDrawing" xmlns:w10="urn:schemas-microsoft-com:office:word" xmlns:w="http://schemas.openxmlformats.org/wordprocessingml/2006/main" xmlns:w14="http://schemas.microsoft.com/office/word/2010/wordml" xmlns:w15="http://schemas.microsoft.com/office/word/2012/wordml" xmlns:w16cex="http://schemas.microsoft.com/office/word/2018/wordml/cex" xmlns:w16cid="http://schemas.microsoft.com/office/word/2016/wordml/cid" xmlns:w16="http://schemas.microsoft.com/office/word/2018/wordml" xmlns:w16sdtdh="http://schemas.microsoft.com/office/word/2020/wordml/sdtdatahash" xmlns:w16se="http://schemas.microsoft.com/office/word/2015/wordml/symex" xmlns:wpg="http://schemas.microsoft.com/office/word/2010/wordprocessingGroup" xmlns:wpi="http://schemas.microsoft.com/office/word/2010/wordprocessingInk" xmlns:wne="http://schemas.microsoft.com/office/word/2006/wordml" xmlns:wps="http://schemas.microsoft.com/office/word/2010/wordprocessingShape" mc:Ignorable="w14 w15 w16se w16cid w16 w16cex w16sdtdh wp14">
+<w:document xmlns:wpc="http://schemas.microsoft.com/office/word/2010/wordprocessingCanvas" xmlns:cx="http://schemas.microsoft.com/office/drawing/2014/chartex" xmlns:cx1="http://schemas.microsoft.com/office/drawing/2015/9/8/chartex" xmlns:cx2="http://schemas.microsoft.com/office/drawing/2015/10/21/chartex" xmlns:cx3="http://schemas.microsoft.com/office/drawing/2016/5/9/chartex" xmlns:cx4="http://schemas.microsoft.com/office/drawing/2016/5/10/chartex" xmlns:cx5="http://schemas.microsoft.com/office/drawing/2016/5/11/chartex" xmlns:cx6="http://schemas.microsoft.com/office/drawing/2016/5/12/chartex" xmlns:cx7="http://schemas.microsoft.com/office/drawing/2016/5/13/chartex" xmlns:cx8="http://schemas.microsoft.com/office/drawing/2016/5/14/chartex" xmlns:mc="http://schemas.openxmlformats.org/markup-compatibility/2006" xmlns:aink="http://schemas.microsoft.com/office/drawing/2016/ink" xmlns:am3d="http://schemas.microsoft.com/office/drawing/2017/model3d" xmlns:o="urn:schemas-microsoft-com:office:office" xmlns:oel="http://schemas.microsoft.com/office/2019/extlst" xmlns:r="http://schemas.openxmlformats.org/officeDocument/2006/relationships" xmlns:m="http://schemas.openxmlformats.org/officeDocument/2006/math" xmlns:v="urn:schemas-microsoft-com:vml" xmlns:wp14="http://schemas.microsoft.com/office/word/2010/wordprocessingDrawing" xmlns:wp="http://schemas.openxmlformats.org/drawingml/2006/wordprocessingDrawing" xmlns:w10="urn:schemas-microsoft-com:office:word" xmlns:w="http://schemas.openxmlformats.org/wordprocessingml/2006/main" xmlns:w14="http://schemas.microsoft.com/office/word/2010/wordml" xmlns:w15="http://schemas.microsoft.com/office/word/2012/wordml" xmlns:w16cex="http://schemas.microsoft.com/office/word/2018/wordml/cex" xmlns:w16cid="http://schemas.microsoft.com/office/word/2016/wordml/cid" xmlns:w16="http://schemas.microsoft.com/office/word/2018/wordml" xmlns:w16du="http://schemas.microsoft.com/office/word/2023/wordml/word16du" xmlns:w16sdtdh="http://schemas.microsoft.com/office/word/2020/wordml/sdtdatahash" xmlns:w16sdtfl="http://schemas.microsoft.com/office/word/2024/wordml/sdtformatlock" xmlns:w16se="http://schemas.microsoft.com/office/word/2015/wordml/symex" xmlns:wpg="http://schemas.microsoft.com/office/word/2010/wordprocessingGroup" xmlns:wpi="http://schemas.microsoft.com/office/word/2010/wordprocessingInk" xmlns:wne="http://schemas.microsoft.com/office/word/2006/wordml" xmlns:wps="http://schemas.microsoft.com/office/word/2010/wordprocessingShape" mc:Ignorable="w14 w15 w16se w16cid w16 w16cex w16sdtdh w16sdtfl w16du wp14">
   <w:body>
-    <w:p/>
+    <w:p>
+      <w:pPr>
+        <w:rPr>
+          <w:rFonts w:hint="eastAsia"/>
+        </w:rPr>
+      </w:pPr>
+    </w:p>
     <w:p>
       <w:pPr>
         <w:pStyle w:val="1"/>
+        <w:rPr>
+          <w:rFonts w:hint="eastAsia"/>
+        </w:rPr>
       </w:pPr>
       <w:r>
         <w:t>Win</w:t>
@@ -62,6 +71,11 @@
       </w:r>
     </w:p>
     <w:p>
+      <w:pPr>
+        <w:rPr>
+          <w:rFonts w:hint="eastAsia"/>
+        </w:rPr>
+      </w:pPr>
       <w:r>
         <w:rPr>
           <w:noProof/>
@@ -104,6 +118,11 @@
       </w:r>
     </w:p>
     <w:p>
+      <w:pPr>
+        <w:rPr>
+          <w:rFonts w:hint="eastAsia"/>
+        </w:rPr>
+      </w:pPr>
       <w:r>
         <w:rPr>
           <w:noProof/>
@@ -145,10 +164,19 @@
         </w:drawing>
       </w:r>
     </w:p>
-    <w:p/>
+    <w:p>
+      <w:pPr>
+        <w:rPr>
+          <w:rFonts w:hint="eastAsia"/>
+        </w:rPr>
+      </w:pPr>
+    </w:p>
     <w:p>
       <w:pPr>
         <w:pStyle w:val="1"/>
+        <w:rPr>
+          <w:rFonts w:hint="eastAsia"/>
+        </w:rPr>
       </w:pPr>
       <w:r>
         <w:lastRenderedPageBreak/>
@@ -164,6 +192,9 @@
     <w:p>
       <w:pPr>
         <w:pStyle w:val="2"/>
+        <w:rPr>
+          <w:rFonts w:hint="eastAsia"/>
+        </w:rPr>
       </w:pPr>
       <w:r>
         <w:rPr>
@@ -176,8 +207,29 @@
       </w:r>
     </w:p>
     <w:p>
-      <w:r>
-        <w:t xml:space="preserve">    netstat -ano | findstr 端口号</w:t>
+      <w:pPr>
+        <w:rPr>
+          <w:rFonts w:hint="eastAsia"/>
+        </w:rPr>
+      </w:pPr>
+      <w:r>
+        <w:t xml:space="preserve">    netstat -</w:t>
+      </w:r>
+      <w:proofErr w:type="spellStart"/>
+      <w:r>
+        <w:t>ano</w:t>
+      </w:r>
+      <w:proofErr w:type="spellEnd"/>
+      <w:r>
+        <w:t xml:space="preserve"> | </w:t>
+      </w:r>
+      <w:proofErr w:type="spellStart"/>
+      <w:r>
+        <w:t>findstr</w:t>
+      </w:r>
+      <w:proofErr w:type="spellEnd"/>
+      <w:r>
+        <w:t xml:space="preserve"> 端口号</w:t>
       </w:r>
       <w:r>
         <w:tab/>
@@ -194,9 +246,29 @@
       </w:r>
     </w:p>
     <w:p>
-      <w:r>
-        <w:tab/>
-        <w:t xml:space="preserve">tasklist | findstr </w:t>
+      <w:pPr>
+        <w:rPr>
+          <w:rFonts w:hint="eastAsia"/>
+        </w:rPr>
+      </w:pPr>
+      <w:r>
+        <w:tab/>
+      </w:r>
+      <w:proofErr w:type="spellStart"/>
+      <w:r>
+        <w:t>tasklist</w:t>
+      </w:r>
+      <w:proofErr w:type="spellEnd"/>
+      <w:r>
+        <w:t xml:space="preserve"> | </w:t>
+      </w:r>
+      <w:proofErr w:type="spellStart"/>
+      <w:r>
+        <w:t>findstr</w:t>
+      </w:r>
+      <w:proofErr w:type="spellEnd"/>
+      <w:r>
+        <w:t xml:space="preserve"> </w:t>
       </w:r>
       <w:r>
         <w:tab/>
@@ -226,9 +298,21 @@
       </w:r>
     </w:p>
     <w:p>
-      <w:r>
-        <w:tab/>
-        <w:t>taskkill -PID 进程号 -F</w:t>
+      <w:pPr>
+        <w:rPr>
+          <w:rFonts w:hint="eastAsia"/>
+        </w:rPr>
+      </w:pPr>
+      <w:r>
+        <w:tab/>
+      </w:r>
+      <w:proofErr w:type="spellStart"/>
+      <w:r>
+        <w:t>taskkill</w:t>
+      </w:r>
+      <w:proofErr w:type="spellEnd"/>
+      <w:r>
+        <w:t xml:space="preserve"> -PID 进程号 -F</w:t>
       </w:r>
       <w:r>
         <w:tab/>
@@ -250,6 +334,9 @@
     <w:p>
       <w:pPr>
         <w:pStyle w:val="2"/>
+        <w:rPr>
+          <w:rFonts w:hint="eastAsia"/>
+        </w:rPr>
       </w:pPr>
       <w:r>
         <w:t>T</w:t>
@@ -262,6 +349,11 @@
       </w:r>
     </w:p>
     <w:p>
+      <w:pPr>
+        <w:rPr>
+          <w:rFonts w:hint="eastAsia"/>
+        </w:rPr>
+      </w:pPr>
       <w:r>
         <w:rPr>
           <w:noProof/>
@@ -319,6 +411,7 @@
     <w:p>
       <w:pPr>
         <w:rPr>
+          <w:rFonts w:hint="eastAsia"/>
           <w:color w:val="FF0000"/>
         </w:rPr>
       </w:pPr>
@@ -358,6 +451,7 @@
     <w:p>
       <w:pPr>
         <w:rPr>
+          <w:rFonts w:hint="eastAsia"/>
           <w:color w:val="FF0000"/>
         </w:rPr>
       </w:pPr>
@@ -365,6 +459,9 @@
     <w:p>
       <w:pPr>
         <w:pStyle w:val="2"/>
+        <w:rPr>
+          <w:rFonts w:hint="eastAsia"/>
+        </w:rPr>
       </w:pPr>
       <w:r>
         <w:rPr>
@@ -383,8 +480,29 @@
       </w:r>
     </w:p>
     <w:p>
-      <w:r>
-        <w:t>netstat -ano | findstr 端口号</w:t>
+      <w:pPr>
+        <w:rPr>
+          <w:rFonts w:hint="eastAsia"/>
+        </w:rPr>
+      </w:pPr>
+      <w:r>
+        <w:t>netstat -</w:t>
+      </w:r>
+      <w:proofErr w:type="spellStart"/>
+      <w:r>
+        <w:t>ano</w:t>
+      </w:r>
+      <w:proofErr w:type="spellEnd"/>
+      <w:r>
+        <w:t xml:space="preserve"> | </w:t>
+      </w:r>
+      <w:proofErr w:type="spellStart"/>
+      <w:r>
+        <w:t>findstr</w:t>
+      </w:r>
+      <w:proofErr w:type="spellEnd"/>
+      <w:r>
+        <w:t xml:space="preserve"> 端口号</w:t>
       </w:r>
       <w:r>
         <w:tab/>
@@ -392,8 +510,26 @@
       </w:r>
     </w:p>
     <w:p>
-      <w:r>
-        <w:t>tasklist | findstr 进程号</w:t>
+      <w:pPr>
+        <w:rPr>
+          <w:rFonts w:hint="eastAsia"/>
+        </w:rPr>
+      </w:pPr>
+      <w:proofErr w:type="spellStart"/>
+      <w:r>
+        <w:t>tasklist</w:t>
+      </w:r>
+      <w:proofErr w:type="spellEnd"/>
+      <w:r>
+        <w:t xml:space="preserve"> | </w:t>
+      </w:r>
+      <w:proofErr w:type="spellStart"/>
+      <w:r>
+        <w:t>findstr</w:t>
+      </w:r>
+      <w:proofErr w:type="spellEnd"/>
+      <w:r>
+        <w:t xml:space="preserve"> 进程号</w:t>
       </w:r>
       <w:r>
         <w:tab/>
@@ -407,8 +543,18 @@
       </w:r>
     </w:p>
     <w:p>
-      <w:r>
-        <w:t>taskkill -PID 进程号 -F</w:t>
+      <w:pPr>
+        <w:rPr>
+          <w:rFonts w:hint="eastAsia"/>
+        </w:rPr>
+      </w:pPr>
+      <w:proofErr w:type="spellStart"/>
+      <w:r>
+        <w:t>taskkill</w:t>
+      </w:r>
+      <w:proofErr w:type="spellEnd"/>
+      <w:r>
+        <w:t xml:space="preserve"> -PID 进程号 -F</w:t>
       </w:r>
       <w:r>
         <w:tab/>
@@ -419,11 +565,21 @@
       </w:r>
     </w:p>
     <w:p>
-      <w:r>
-        <w:tab/>
-      </w:r>
-    </w:p>
-    <w:p>
+      <w:pPr>
+        <w:rPr>
+          <w:rFonts w:hint="eastAsia"/>
+        </w:rPr>
+      </w:pPr>
+      <w:r>
+        <w:tab/>
+      </w:r>
+    </w:p>
+    <w:p>
+      <w:pPr>
+        <w:rPr>
+          <w:rFonts w:hint="eastAsia"/>
+        </w:rPr>
+      </w:pPr>
       <w:r>
         <w:tab/>
       </w:r>
@@ -431,6 +587,9 @@
     <w:p>
       <w:pPr>
         <w:pStyle w:val="2"/>
+        <w:rPr>
+          <w:rFonts w:hint="eastAsia"/>
+        </w:rPr>
       </w:pPr>
       <w:r>
         <w:t>win10 分屏</w:t>
@@ -440,6 +599,11 @@
       </w:r>
     </w:p>
     <w:p>
+      <w:pPr>
+        <w:rPr>
+          <w:rFonts w:hint="eastAsia"/>
+        </w:rPr>
+      </w:pPr>
       <w:r>
         <w:tab/>
       </w:r>
@@ -461,11 +625,21 @@
       </w:r>
     </w:p>
     <w:p>
-      <w:r>
-        <w:tab/>
-      </w:r>
-      <w:r>
-        <w:t xml:space="preserve">ctrl+win+D </w:t>
+      <w:pPr>
+        <w:rPr>
+          <w:rFonts w:hint="eastAsia"/>
+        </w:rPr>
+      </w:pPr>
+      <w:r>
+        <w:tab/>
+      </w:r>
+      <w:proofErr w:type="spellStart"/>
+      <w:r>
+        <w:t>ctrl+win+D</w:t>
+      </w:r>
+      <w:proofErr w:type="spellEnd"/>
+      <w:r>
+        <w:t xml:space="preserve"> </w:t>
       </w:r>
       <w:r>
         <w:tab/>
@@ -494,6 +668,11 @@
       </w:r>
     </w:p>
     <w:p>
+      <w:pPr>
+        <w:rPr>
+          <w:rFonts w:hint="eastAsia"/>
+        </w:rPr>
+      </w:pPr>
       <w:r>
         <w:tab/>
       </w:r>
@@ -520,6 +699,7 @@
     <w:p>
       <w:pPr>
         <w:rPr>
+          <w:rFonts w:hint="eastAsia"/>
           <w:color w:val="FF0000"/>
         </w:rPr>
       </w:pPr>
@@ -527,6 +707,9 @@
     <w:p>
       <w:pPr>
         <w:pStyle w:val="2"/>
+        <w:rPr>
+          <w:rFonts w:hint="eastAsia"/>
+        </w:rPr>
       </w:pPr>
       <w:r>
         <w:rPr>
@@ -539,6 +722,7 @@
     <w:p>
       <w:pPr>
         <w:rPr>
+          <w:rFonts w:hint="eastAsia"/>
           <w:color w:val="FF0000"/>
         </w:rPr>
       </w:pPr>
@@ -548,30 +732,43 @@
         </w:rPr>
         <w:tab/>
       </w:r>
+      <w:proofErr w:type="spellStart"/>
       <w:r>
         <w:rPr>
           <w:color w:val="FF0000"/>
         </w:rPr>
-        <w:t>powercfg -h off</w:t>
-      </w:r>
-    </w:p>
-    <w:p>
-      <w:pPr>
+        <w:t>powercfg</w:t>
+      </w:r>
+      <w:proofErr w:type="spellEnd"/>
+      <w:r>
         <w:rPr>
           <w:color w:val="FF0000"/>
         </w:rPr>
-      </w:pPr>
-    </w:p>
-    <w:p>
-      <w:pPr>
-        <w:rPr>
+        <w:t xml:space="preserve"> -h off</w:t>
+      </w:r>
+    </w:p>
+    <w:p>
+      <w:pPr>
+        <w:rPr>
+          <w:rFonts w:hint="eastAsia"/>
           <w:color w:val="FF0000"/>
         </w:rPr>
       </w:pPr>
     </w:p>
     <w:p>
       <w:pPr>
+        <w:rPr>
+          <w:rFonts w:hint="eastAsia"/>
+          <w:color w:val="FF0000"/>
+        </w:rPr>
+      </w:pPr>
+    </w:p>
+    <w:p>
+      <w:pPr>
         <w:pStyle w:val="2"/>
+        <w:rPr>
+          <w:rFonts w:hint="eastAsia"/>
+        </w:rPr>
       </w:pPr>
       <w:r>
         <w:rPr>
@@ -598,6 +795,7 @@
     <w:p>
       <w:pPr>
         <w:rPr>
+          <w:rFonts w:hint="eastAsia"/>
           <w:color w:val="FF0000"/>
         </w:rPr>
       </w:pPr>
@@ -626,6 +824,7 @@
     <w:p>
       <w:pPr>
         <w:rPr>
+          <w:rFonts w:hint="eastAsia"/>
           <w:color w:val="FF0000"/>
         </w:rPr>
       </w:pPr>
@@ -633,6 +832,7 @@
     <w:p>
       <w:pPr>
         <w:rPr>
+          <w:rFonts w:hint="eastAsia"/>
           <w:color w:val="FF0000"/>
         </w:rPr>
       </w:pPr>
@@ -653,6 +853,7 @@
         </w:numPr>
         <w:ind w:firstLineChars="0"/>
         <w:rPr>
+          <w:rFonts w:hint="eastAsia"/>
           <w:b/>
           <w:bCs/>
         </w:rPr>
@@ -877,23 +1078,25 @@
           <w:color w:val="4D4D4D"/>
           <w:shd w:val="clear" w:color="auto" w:fill="FFFFFF"/>
         </w:rPr>
-        <w:t>“DisabledByDefault”</w:t>
-      </w:r>
+        <w:t>“</w:t>
+      </w:r>
+      <w:proofErr w:type="spellStart"/>
       <w:r>
         <w:rPr>
           <w:rFonts w:ascii="Arial" w:hAnsi="Arial" w:cs="Arial"/>
           <w:color w:val="4D4D4D"/>
           <w:shd w:val="clear" w:color="auto" w:fill="FFFFFF"/>
         </w:rPr>
-        <w:t>设置为</w:t>
-      </w:r>
+        <w:t>DisabledByDefault</w:t>
+      </w:r>
+      <w:proofErr w:type="spellEnd"/>
       <w:r>
         <w:rPr>
           <w:rFonts w:ascii="Arial" w:hAnsi="Arial" w:cs="Arial"/>
           <w:color w:val="4D4D4D"/>
           <w:shd w:val="clear" w:color="auto" w:fill="FFFFFF"/>
         </w:rPr>
-        <w:t>0</w:t>
+        <w:t>”</w:t>
       </w:r>
       <w:r>
         <w:rPr>
@@ -901,7 +1104,7 @@
           <w:color w:val="4D4D4D"/>
           <w:shd w:val="clear" w:color="auto" w:fill="FFFFFF"/>
         </w:rPr>
-        <w:t>，</w:t>
+        <w:t>设置为</w:t>
       </w:r>
       <w:r>
         <w:rPr>
@@ -909,7 +1112,7 @@
           <w:color w:val="4D4D4D"/>
           <w:shd w:val="clear" w:color="auto" w:fill="FFFFFF"/>
         </w:rPr>
-        <w:t>“Enabled”</w:t>
+        <w:t>0</w:t>
       </w:r>
       <w:r>
         <w:rPr>
@@ -917,7 +1120,7 @@
           <w:color w:val="4D4D4D"/>
           <w:shd w:val="clear" w:color="auto" w:fill="FFFFFF"/>
         </w:rPr>
-        <w:t>设置为</w:t>
+        <w:t>，</w:t>
       </w:r>
       <w:r>
         <w:rPr>
@@ -925,7 +1128,7 @@
           <w:color w:val="4D4D4D"/>
           <w:shd w:val="clear" w:color="auto" w:fill="FFFFFF"/>
         </w:rPr>
-        <w:t>1</w:t>
+        <w:t>“Enabled”</w:t>
       </w:r>
       <w:r>
         <w:rPr>
@@ -933,7 +1136,7 @@
           <w:color w:val="4D4D4D"/>
           <w:shd w:val="clear" w:color="auto" w:fill="FFFFFF"/>
         </w:rPr>
-        <w:t>，</w:t>
+        <w:t>设置为</w:t>
       </w:r>
       <w:r>
         <w:rPr>
@@ -941,7 +1144,7 @@
           <w:color w:val="4D4D4D"/>
           <w:shd w:val="clear" w:color="auto" w:fill="FFFFFF"/>
         </w:rPr>
-        <w:t>Client</w:t>
+        <w:t>1</w:t>
       </w:r>
       <w:r>
         <w:rPr>
@@ -949,7 +1152,7 @@
           <w:color w:val="4D4D4D"/>
           <w:shd w:val="clear" w:color="auto" w:fill="FFFFFF"/>
         </w:rPr>
-        <w:t>和</w:t>
+        <w:t>，</w:t>
       </w:r>
       <w:r>
         <w:rPr>
@@ -957,7 +1160,7 @@
           <w:color w:val="4D4D4D"/>
           <w:shd w:val="clear" w:color="auto" w:fill="FFFFFF"/>
         </w:rPr>
-        <w:t>Server</w:t>
+        <w:t>Client</w:t>
       </w:r>
       <w:r>
         <w:rPr>
@@ -965,6 +1168,22 @@
           <w:color w:val="4D4D4D"/>
           <w:shd w:val="clear" w:color="auto" w:fill="FFFFFF"/>
         </w:rPr>
+        <w:t>和</w:t>
+      </w:r>
+      <w:r>
+        <w:rPr>
+          <w:rFonts w:ascii="Arial" w:hAnsi="Arial" w:cs="Arial"/>
+          <w:color w:val="4D4D4D"/>
+          <w:shd w:val="clear" w:color="auto" w:fill="FFFFFF"/>
+        </w:rPr>
+        <w:t>Server</w:t>
+      </w:r>
+      <w:r>
+        <w:rPr>
+          <w:rFonts w:ascii="Arial" w:hAnsi="Arial" w:cs="Arial"/>
+          <w:color w:val="4D4D4D"/>
+          <w:shd w:val="clear" w:color="auto" w:fill="FFFFFF"/>
+        </w:rPr>
         <w:t>都要这样设置</w:t>
       </w:r>
       <w:r>
@@ -979,6 +1198,7 @@
     <w:p>
       <w:pPr>
         <w:rPr>
+          <w:rFonts w:hint="eastAsia"/>
           <w:color w:val="FF0000"/>
         </w:rPr>
       </w:pPr>
@@ -1026,6 +1246,7 @@
     <w:p>
       <w:pPr>
         <w:rPr>
+          <w:rFonts w:hint="eastAsia"/>
           <w:color w:val="FF0000"/>
         </w:rPr>
       </w:pPr>
@@ -1034,6 +1255,7 @@
       <w:pPr>
         <w:rPr>
           <w:rStyle w:val="a3"/>
+          <w:rFonts w:hint="eastAsia"/>
         </w:rPr>
       </w:pPr>
       <w:r>
@@ -1042,26 +1264,41 @@
         </w:rPr>
         <w:t>参考文章：</w:t>
       </w:r>
-      <w:hyperlink r:id="rId13" w:history="1">
-        <w:r>
-          <w:rPr>
-            <w:rStyle w:val="a3"/>
-          </w:rPr>
-          <w:t>因为算法不同，客户端与服务器无法通信的解决方法_</w:t>
-        </w:r>
-      </w:hyperlink>
-    </w:p>
-    <w:p>
-      <w:pPr>
-        <w:rPr>
-          <w:rStyle w:val="a3"/>
-        </w:rPr>
-      </w:pPr>
-    </w:p>
-    <w:p>
-      <w:pPr>
-        <w:rPr>
-          <w:rStyle w:val="a3"/>
+      <w:r>
+        <w:fldChar w:fldCharType="begin"/>
+      </w:r>
+      <w:r>
+        <w:instrText>HYPERLINK "https://blog.csdn.net/liuyouxian/article/details/126642659"</w:instrText>
+      </w:r>
+      <w:r>
+        <w:rPr>
+          <w:rFonts w:hint="eastAsia"/>
+        </w:rPr>
+        <w:fldChar w:fldCharType="separate"/>
+      </w:r>
+      <w:r>
+        <w:rPr>
+          <w:rStyle w:val="a3"/>
+        </w:rPr>
+        <w:t>因为算法不同，客户端与服务器无法通信的解决方法_</w:t>
+      </w:r>
+      <w:r>
+        <w:fldChar w:fldCharType="end"/>
+      </w:r>
+    </w:p>
+    <w:p>
+      <w:pPr>
+        <w:rPr>
+          <w:rStyle w:val="a3"/>
+          <w:rFonts w:hint="eastAsia"/>
+        </w:rPr>
+      </w:pPr>
+    </w:p>
+    <w:p>
+      <w:pPr>
+        <w:rPr>
+          <w:rStyle w:val="a3"/>
+          <w:rFonts w:hint="eastAsia"/>
         </w:rPr>
       </w:pPr>
     </w:p>
@@ -1070,6 +1307,7 @@
         <w:pStyle w:val="2"/>
         <w:rPr>
           <w:rStyle w:val="a3"/>
+          <w:rFonts w:hint="eastAsia"/>
           <w:color w:val="auto"/>
           <w:u w:val="none"/>
         </w:rPr>
@@ -1097,6 +1335,7 @@
       <w:pPr>
         <w:rPr>
           <w:rStyle w:val="a3"/>
+          <w:rFonts w:hint="eastAsia"/>
           <w:color w:val="auto"/>
           <w:u w:val="none"/>
         </w:rPr>
@@ -1110,6 +1349,56 @@
             <wp:extent cx="3707740" cy="3093057"/>
             <wp:effectExtent l="0" t="0" r="7620" b="0"/>
             <wp:docPr id="4" name="图片 4"/>
+            <wp:cNvGraphicFramePr>
+              <a:graphicFrameLocks xmlns:a="http://schemas.openxmlformats.org/drawingml/2006/main" noChangeAspect="1"/>
+            </wp:cNvGraphicFramePr>
+            <a:graphic xmlns:a="http://schemas.openxmlformats.org/drawingml/2006/main">
+              <a:graphicData uri="http://schemas.openxmlformats.org/drawingml/2006/picture">
+                <pic:pic xmlns:pic="http://schemas.openxmlformats.org/drawingml/2006/picture">
+                  <pic:nvPicPr>
+                    <pic:cNvPr id="1" name=""/>
+                    <pic:cNvPicPr/>
+                  </pic:nvPicPr>
+                  <pic:blipFill>
+                    <a:blip r:embed="rId13"/>
+                    <a:stretch>
+                      <a:fillRect/>
+                    </a:stretch>
+                  </pic:blipFill>
+                  <pic:spPr>
+                    <a:xfrm>
+                      <a:off x="0" y="0"/>
+                      <a:ext cx="3710356" cy="3095239"/>
+                    </a:xfrm>
+                    <a:prstGeom prst="rect">
+                      <a:avLst/>
+                    </a:prstGeom>
+                  </pic:spPr>
+                </pic:pic>
+              </a:graphicData>
+            </a:graphic>
+          </wp:inline>
+        </w:drawing>
+      </w:r>
+    </w:p>
+    <w:p>
+      <w:pPr>
+        <w:rPr>
+          <w:rStyle w:val="a3"/>
+          <w:rFonts w:hint="eastAsia"/>
+          <w:color w:val="auto"/>
+          <w:u w:val="none"/>
+        </w:rPr>
+      </w:pPr>
+      <w:r>
+        <w:rPr>
+          <w:noProof/>
+        </w:rPr>
+        <w:drawing>
+          <wp:inline distT="0" distB="0" distL="0" distR="0" wp14:anchorId="62A5E80F" wp14:editId="24823B5B">
+            <wp:extent cx="3485689" cy="2703444"/>
+            <wp:effectExtent l="0" t="0" r="635" b="1905"/>
+            <wp:docPr id="5" name="图片 5"/>
             <wp:cNvGraphicFramePr>
               <a:graphicFrameLocks xmlns:a="http://schemas.openxmlformats.org/drawingml/2006/main" noChangeAspect="1"/>
             </wp:cNvGraphicFramePr>
@@ -1129,7 +1418,7 @@
                   <pic:spPr>
                     <a:xfrm>
                       <a:off x="0" y="0"/>
-                      <a:ext cx="3710356" cy="3095239"/>
+                      <a:ext cx="3495534" cy="2711080"/>
                     </a:xfrm>
                     <a:prstGeom prst="rect">
                       <a:avLst/>
@@ -1146,6 +1435,7 @@
       <w:pPr>
         <w:rPr>
           <w:rStyle w:val="a3"/>
+          <w:rFonts w:hint="eastAsia"/>
           <w:color w:val="auto"/>
           <w:u w:val="none"/>
         </w:rPr>
@@ -1155,10 +1445,10 @@
           <w:noProof/>
         </w:rPr>
         <w:drawing>
-          <wp:inline distT="0" distB="0" distL="0" distR="0" wp14:anchorId="62A5E80F" wp14:editId="24823B5B">
-            <wp:extent cx="3485689" cy="2703444"/>
-            <wp:effectExtent l="0" t="0" r="635" b="1905"/>
-            <wp:docPr id="5" name="图片 5"/>
+          <wp:inline distT="0" distB="0" distL="0" distR="0" wp14:anchorId="4A580396" wp14:editId="6EDF3EB4">
+            <wp:extent cx="3619179" cy="2210462"/>
+            <wp:effectExtent l="0" t="0" r="635" b="0"/>
+            <wp:docPr id="6" name="图片 6"/>
             <wp:cNvGraphicFramePr>
               <a:graphicFrameLocks xmlns:a="http://schemas.openxmlformats.org/drawingml/2006/main" noChangeAspect="1"/>
             </wp:cNvGraphicFramePr>
@@ -1178,7 +1468,7 @@
                   <pic:spPr>
                     <a:xfrm>
                       <a:off x="0" y="0"/>
-                      <a:ext cx="3495534" cy="2711080"/>
+                      <a:ext cx="3626036" cy="2214650"/>
                     </a:xfrm>
                     <a:prstGeom prst="rect">
                       <a:avLst/>
@@ -1195,6 +1485,37 @@
       <w:pPr>
         <w:rPr>
           <w:rStyle w:val="a3"/>
+          <w:rFonts w:hint="eastAsia"/>
+          <w:color w:val="auto"/>
+          <w:u w:val="none"/>
+        </w:rPr>
+      </w:pPr>
+    </w:p>
+    <w:p>
+      <w:pPr>
+        <w:pStyle w:val="2"/>
+        <w:rPr>
+          <w:rStyle w:val="a3"/>
+          <w:rFonts w:hint="eastAsia"/>
+          <w:color w:val="auto"/>
+          <w:u w:val="none"/>
+        </w:rPr>
+      </w:pPr>
+      <w:r>
+        <w:rPr>
+          <w:rStyle w:val="a3"/>
+          <w:rFonts w:hint="eastAsia"/>
+          <w:color w:val="auto"/>
+          <w:u w:val="none"/>
+        </w:rPr>
+        <w:t>开机启动软件</w:t>
+      </w:r>
+    </w:p>
+    <w:p>
+      <w:pPr>
+        <w:rPr>
+          <w:rStyle w:val="a3"/>
+          <w:rFonts w:hint="eastAsia"/>
           <w:color w:val="auto"/>
           <w:u w:val="none"/>
         </w:rPr>
@@ -1204,10 +1525,10 @@
           <w:noProof/>
         </w:rPr>
         <w:drawing>
-          <wp:inline distT="0" distB="0" distL="0" distR="0" wp14:anchorId="4A580396" wp14:editId="6EDF3EB4">
-            <wp:extent cx="3619179" cy="2210462"/>
-            <wp:effectExtent l="0" t="0" r="635" b="0"/>
-            <wp:docPr id="6" name="图片 6"/>
+          <wp:inline distT="0" distB="0" distL="0" distR="0" wp14:anchorId="38EDB1BD" wp14:editId="5F0FD6C8">
+            <wp:extent cx="4064016" cy="2400930"/>
+            <wp:effectExtent l="0" t="0" r="0" b="0"/>
+            <wp:docPr id="10" name="图片 10"/>
             <wp:cNvGraphicFramePr>
               <a:graphicFrameLocks xmlns:a="http://schemas.openxmlformats.org/drawingml/2006/main" noChangeAspect="1"/>
             </wp:cNvGraphicFramePr>
@@ -1227,7 +1548,7 @@
                   <pic:spPr>
                     <a:xfrm>
                       <a:off x="0" y="0"/>
-                      <a:ext cx="3626036" cy="2214650"/>
+                      <a:ext cx="4072642" cy="2406026"/>
                     </a:xfrm>
                     <a:prstGeom prst="rect">
                       <a:avLst/>
@@ -1242,38 +1563,605 @@
     </w:p>
     <w:p>
       <w:pPr>
-        <w:rPr>
-          <w:rStyle w:val="a3"/>
-          <w:color w:val="auto"/>
-          <w:u w:val="none"/>
-        </w:rPr>
-      </w:pPr>
+        <w:pStyle w:val="1"/>
+        <w:rPr>
+          <w:rStyle w:val="a3"/>
+          <w:rFonts w:hint="eastAsia"/>
+          <w:color w:val="auto"/>
+          <w:u w:val="none"/>
+        </w:rPr>
+      </w:pPr>
+      <w:proofErr w:type="spellStart"/>
+      <w:r>
+        <w:rPr>
+          <w:rStyle w:val="a3"/>
+          <w:rFonts w:hint="eastAsia"/>
+          <w:color w:val="auto"/>
+          <w:u w:val="none"/>
+        </w:rPr>
+        <w:t>P</w:t>
+      </w:r>
+      <w:r>
+        <w:rPr>
+          <w:rStyle w:val="a3"/>
+          <w:color w:val="auto"/>
+          <w:u w:val="none"/>
+        </w:rPr>
+        <w:t>owerToys</w:t>
+      </w:r>
+      <w:proofErr w:type="spellEnd"/>
     </w:p>
     <w:p>
       <w:pPr>
         <w:pStyle w:val="2"/>
         <w:rPr>
           <w:rStyle w:val="a3"/>
-          <w:color w:val="auto"/>
-          <w:u w:val="none"/>
-        </w:rPr>
-      </w:pPr>
-      <w:r>
-        <w:rPr>
-          <w:rStyle w:val="a3"/>
-          <w:rFonts w:hint="eastAsia"/>
-          <w:color w:val="auto"/>
-          <w:u w:val="none"/>
-        </w:rPr>
-        <w:t>开机启动软件</w:t>
-      </w:r>
-    </w:p>
-    <w:p>
-      <w:pPr>
-        <w:rPr>
-          <w:rStyle w:val="a3"/>
-          <w:color w:val="auto"/>
-          <w:u w:val="none"/>
+          <w:rFonts w:hint="eastAsia"/>
+          <w:color w:val="auto"/>
+          <w:u w:val="none"/>
+        </w:rPr>
+      </w:pPr>
+      <w:proofErr w:type="spellStart"/>
+      <w:r>
+        <w:rPr>
+          <w:rStyle w:val="a3"/>
+          <w:color w:val="auto"/>
+          <w:u w:val="none"/>
+        </w:rPr>
+        <w:t>FancyZones</w:t>
+      </w:r>
+      <w:proofErr w:type="spellEnd"/>
+      <w:r>
+        <w:rPr>
+          <w:rStyle w:val="a3"/>
+          <w:color w:val="auto"/>
+          <w:u w:val="none"/>
+        </w:rPr>
+        <w:t xml:space="preserve"> </w:t>
+      </w:r>
+      <w:r>
+        <w:rPr>
+          <w:rStyle w:val="a3"/>
+          <w:color w:val="auto"/>
+          <w:u w:val="none"/>
+        </w:rPr>
+        <w:tab/>
+      </w:r>
+      <w:r>
+        <w:rPr>
+          <w:rStyle w:val="a3"/>
+          <w:color w:val="auto"/>
+          <w:u w:val="none"/>
+        </w:rPr>
+        <w:tab/>
+      </w:r>
+    </w:p>
+    <w:p>
+      <w:pPr>
+        <w:pStyle w:val="a4"/>
+        <w:ind w:left="780" w:firstLineChars="0" w:firstLine="0"/>
+        <w:rPr>
+          <w:rStyle w:val="a3"/>
+          <w:rFonts w:hint="eastAsia"/>
+          <w:color w:val="auto"/>
+          <w:u w:val="none"/>
+        </w:rPr>
+      </w:pPr>
+      <w:r>
+        <w:rPr>
+          <w:rStyle w:val="a3"/>
+          <w:color w:val="auto"/>
+          <w:u w:val="none"/>
+        </w:rPr>
+        <w:t>定义窗口布局</w:t>
+      </w:r>
+      <w:r>
+        <w:rPr>
+          <w:rStyle w:val="a3"/>
+          <w:color w:val="auto"/>
+          <w:u w:val="none"/>
+        </w:rPr>
+        <w:tab/>
+      </w:r>
+      <w:r>
+        <w:rPr>
+          <w:rStyle w:val="a3"/>
+          <w:color w:val="auto"/>
+          <w:u w:val="none"/>
+        </w:rPr>
+        <w:tab/>
+      </w:r>
+      <w:proofErr w:type="spellStart"/>
+      <w:r>
+        <w:rPr>
+          <w:rStyle w:val="a3"/>
+          <w:color w:val="auto"/>
+          <w:u w:val="none"/>
+        </w:rPr>
+        <w:t>win+Shift</w:t>
+      </w:r>
+      <w:proofErr w:type="spellEnd"/>
+      <w:r>
+        <w:rPr>
+          <w:rStyle w:val="a3"/>
+          <w:color w:val="auto"/>
+          <w:u w:val="none"/>
+        </w:rPr>
+        <w:t xml:space="preserve">+` </w:t>
+      </w:r>
+    </w:p>
+    <w:p>
+      <w:pPr>
+        <w:rPr>
+          <w:rStyle w:val="a3"/>
+          <w:rFonts w:hint="eastAsia"/>
+          <w:color w:val="auto"/>
+          <w:u w:val="none"/>
+        </w:rPr>
+      </w:pPr>
+      <w:r>
+        <w:rPr>
+          <w:rStyle w:val="a3"/>
+          <w:color w:val="auto"/>
+          <w:u w:val="none"/>
+        </w:rPr>
+        <w:tab/>
+      </w:r>
+      <w:r>
+        <w:rPr>
+          <w:rStyle w:val="a3"/>
+          <w:rFonts w:hint="eastAsia"/>
+          <w:color w:val="auto"/>
+          <w:u w:val="none"/>
+        </w:rPr>
+        <w:t xml:space="preserve">   使用说明：</w:t>
+      </w:r>
+      <w:r>
+        <w:rPr>
+          <w:rStyle w:val="a3"/>
+          <w:color w:val="auto"/>
+          <w:u w:val="none"/>
+        </w:rPr>
+        <w:tab/>
+      </w:r>
+      <w:r>
+        <w:rPr>
+          <w:rStyle w:val="a3"/>
+          <w:color w:val="auto"/>
+          <w:u w:val="none"/>
+        </w:rPr>
+        <w:tab/>
+      </w:r>
+      <w:r>
+        <w:rPr>
+          <w:rStyle w:val="a3"/>
+          <w:color w:val="auto"/>
+          <w:u w:val="none"/>
+        </w:rPr>
+        <w:t>shift拖动</w:t>
+      </w:r>
+      <w:r>
+        <w:rPr>
+          <w:rStyle w:val="a3"/>
+          <w:rFonts w:hint="eastAsia"/>
+          <w:color w:val="auto"/>
+          <w:u w:val="none"/>
+        </w:rPr>
+        <w:t>软件</w:t>
+      </w:r>
+      <w:r>
+        <w:rPr>
+          <w:rStyle w:val="a3"/>
+          <w:color w:val="auto"/>
+          <w:u w:val="none"/>
+        </w:rPr>
+        <w:t>到指定位置</w:t>
+      </w:r>
+    </w:p>
+    <w:p>
+      <w:pPr>
+        <w:rPr>
+          <w:rStyle w:val="a3"/>
+          <w:rFonts w:hint="eastAsia"/>
+          <w:color w:val="auto"/>
+          <w:u w:val="none"/>
+        </w:rPr>
+      </w:pPr>
+    </w:p>
+    <w:p>
+      <w:pPr>
+        <w:pStyle w:val="2"/>
+        <w:rPr>
+          <w:rStyle w:val="a3"/>
+          <w:rFonts w:hint="eastAsia"/>
+          <w:color w:val="auto"/>
+          <w:u w:val="none"/>
+        </w:rPr>
+      </w:pPr>
+      <w:proofErr w:type="spellStart"/>
+      <w:r>
+        <w:rPr>
+          <w:rStyle w:val="a3"/>
+          <w:color w:val="auto"/>
+          <w:u w:val="none"/>
+        </w:rPr>
+        <w:t>PowerToys</w:t>
+      </w:r>
+      <w:proofErr w:type="spellEnd"/>
+      <w:r>
+        <w:rPr>
+          <w:rStyle w:val="a3"/>
+          <w:color w:val="auto"/>
+          <w:u w:val="none"/>
+        </w:rPr>
+        <w:t xml:space="preserve"> Run </w:t>
+      </w:r>
+      <w:r>
+        <w:rPr>
+          <w:rStyle w:val="a3"/>
+          <w:color w:val="auto"/>
+          <w:u w:val="none"/>
+        </w:rPr>
+        <w:tab/>
+      </w:r>
+    </w:p>
+    <w:p>
+      <w:pPr>
+        <w:pStyle w:val="a4"/>
+        <w:ind w:left="780" w:firstLineChars="0" w:firstLine="0"/>
+        <w:rPr>
+          <w:rStyle w:val="a3"/>
+          <w:rFonts w:hint="eastAsia"/>
+          <w:color w:val="auto"/>
+          <w:u w:val="none"/>
+        </w:rPr>
+      </w:pPr>
+      <w:r>
+        <w:rPr>
+          <w:rStyle w:val="a3"/>
+          <w:color w:val="auto"/>
+          <w:u w:val="none"/>
+        </w:rPr>
+        <w:t>全局搜索软件</w:t>
+      </w:r>
+      <w:r>
+        <w:rPr>
+          <w:rStyle w:val="a3"/>
+          <w:color w:val="auto"/>
+          <w:u w:val="none"/>
+        </w:rPr>
+        <w:tab/>
+      </w:r>
+      <w:r>
+        <w:rPr>
+          <w:rStyle w:val="a3"/>
+          <w:color w:val="auto"/>
+          <w:u w:val="none"/>
+        </w:rPr>
+        <w:tab/>
+      </w:r>
+      <w:proofErr w:type="spellStart"/>
+      <w:r>
+        <w:rPr>
+          <w:rStyle w:val="a3"/>
+          <w:color w:val="auto"/>
+          <w:u w:val="none"/>
+        </w:rPr>
+        <w:t>ALt</w:t>
+      </w:r>
+      <w:proofErr w:type="spellEnd"/>
+      <w:r>
+        <w:rPr>
+          <w:rStyle w:val="a3"/>
+          <w:color w:val="auto"/>
+          <w:u w:val="none"/>
+        </w:rPr>
+        <w:t>+空格</w:t>
+      </w:r>
+      <w:r>
+        <w:rPr>
+          <w:rStyle w:val="a3"/>
+          <w:color w:val="auto"/>
+          <w:u w:val="none"/>
+        </w:rPr>
+        <w:br/>
+      </w:r>
+    </w:p>
+    <w:p>
+      <w:pPr>
+        <w:pStyle w:val="2"/>
+        <w:rPr>
+          <w:rStyle w:val="a3"/>
+          <w:rFonts w:hint="eastAsia"/>
+          <w:color w:val="auto"/>
+          <w:u w:val="none"/>
+        </w:rPr>
+      </w:pPr>
+      <w:r>
+        <w:rPr>
+          <w:rStyle w:val="a3"/>
+          <w:color w:val="auto"/>
+          <w:u w:val="none"/>
+        </w:rPr>
+        <w:t>窗口</w:t>
+      </w:r>
+      <w:proofErr w:type="gramStart"/>
+      <w:r>
+        <w:rPr>
+          <w:rStyle w:val="a3"/>
+          <w:color w:val="auto"/>
+          <w:u w:val="none"/>
+        </w:rPr>
+        <w:t>置顶器</w:t>
+      </w:r>
+      <w:proofErr w:type="gramEnd"/>
+      <w:r>
+        <w:rPr>
+          <w:rStyle w:val="a3"/>
+          <w:color w:val="auto"/>
+          <w:u w:val="none"/>
+        </w:rPr>
+        <w:tab/>
+      </w:r>
+      <w:r>
+        <w:rPr>
+          <w:rStyle w:val="a3"/>
+          <w:color w:val="auto"/>
+          <w:u w:val="none"/>
+        </w:rPr>
+        <w:tab/>
+      </w:r>
+    </w:p>
+    <w:p>
+      <w:pPr>
+        <w:pStyle w:val="a4"/>
+        <w:ind w:left="780" w:firstLineChars="0" w:firstLine="0"/>
+        <w:rPr>
+          <w:rStyle w:val="a3"/>
+          <w:rFonts w:hint="eastAsia"/>
+        </w:rPr>
+      </w:pPr>
+      <w:r>
+        <w:rPr>
+          <w:rStyle w:val="a3"/>
+          <w:color w:val="auto"/>
+          <w:u w:val="none"/>
+        </w:rPr>
+        <w:t>窗口始终在最</w:t>
+      </w:r>
+      <w:proofErr w:type="gramStart"/>
+      <w:r>
+        <w:rPr>
+          <w:rStyle w:val="a3"/>
+          <w:color w:val="auto"/>
+          <w:u w:val="none"/>
+        </w:rPr>
+        <w:t>前面</w:t>
+      </w:r>
+      <w:r>
+        <w:rPr>
+          <w:rStyle w:val="a3"/>
+          <w:color w:val="auto"/>
+          <w:u w:val="none"/>
+        </w:rPr>
+        <w:tab/>
+      </w:r>
+      <w:proofErr w:type="gramEnd"/>
+      <w:r>
+        <w:rPr>
+          <w:rStyle w:val="a3"/>
+          <w:rFonts w:hint="eastAsia"/>
+          <w:color w:val="auto"/>
+          <w:u w:val="none"/>
+        </w:rPr>
+        <w:t xml:space="preserve"> </w:t>
+      </w:r>
+      <w:proofErr w:type="spellStart"/>
+      <w:r>
+        <w:rPr>
+          <w:rStyle w:val="a3"/>
+          <w:color w:val="auto"/>
+          <w:u w:val="none"/>
+        </w:rPr>
+        <w:t>win+Ctrl+T</w:t>
+      </w:r>
+      <w:proofErr w:type="spellEnd"/>
+    </w:p>
+    <w:p>
+      <w:pPr>
+        <w:pStyle w:val="1"/>
+        <w:rPr>
+          <w:rFonts w:hint="eastAsia"/>
+        </w:rPr>
+      </w:pPr>
+      <w:r>
+        <w:t>Word</w:t>
+      </w:r>
+      <w:r>
+        <w:rPr>
+          <w:rFonts w:hint="eastAsia"/>
+        </w:rPr>
+        <w:t>常用</w:t>
+      </w:r>
+    </w:p>
+    <w:p>
+      <w:pPr>
+        <w:rPr>
+          <w:rFonts w:hint="eastAsia"/>
+          <w:shd w:val="pct15" w:color="auto" w:fill="FFFFFF"/>
+        </w:rPr>
+      </w:pPr>
+    </w:p>
+    <w:p>
+      <w:pPr>
+        <w:pStyle w:val="2"/>
+        <w:rPr>
+          <w:rFonts w:hint="eastAsia"/>
+        </w:rPr>
+      </w:pPr>
+      <w:r>
+        <w:rPr>
+          <w:rFonts w:hint="eastAsia"/>
+        </w:rPr>
+        <w:lastRenderedPageBreak/>
+        <w:t>快捷键</w:t>
+      </w:r>
+    </w:p>
+    <w:p>
+      <w:pPr>
+        <w:rPr>
+          <w:rFonts w:hint="eastAsia"/>
+        </w:rPr>
+      </w:pPr>
+    </w:p>
+    <w:p>
+      <w:pPr>
+        <w:ind w:leftChars="100" w:left="210"/>
+        <w:rPr>
+          <w:rFonts w:hint="eastAsia"/>
+        </w:rPr>
+      </w:pPr>
+      <w:r>
+        <w:rPr>
+          <w:rFonts w:hint="eastAsia"/>
+        </w:rPr>
+        <w:t>表格</w:t>
+      </w:r>
+    </w:p>
+    <w:p>
+      <w:pPr>
+        <w:ind w:leftChars="300" w:left="630"/>
+        <w:rPr>
+          <w:rFonts w:hint="eastAsia"/>
+        </w:rPr>
+      </w:pPr>
+      <w:r>
+        <w:t>shift +alt +方向键       移动表格行内容</w:t>
+      </w:r>
+    </w:p>
+    <w:p>
+      <w:pPr>
+        <w:ind w:leftChars="300" w:left="630"/>
+        <w:rPr>
+          <w:rFonts w:hint="eastAsia"/>
+        </w:rPr>
+      </w:pPr>
+      <w:r>
+        <w:t>ctrl + end              跳转到文件末尾</w:t>
+      </w:r>
+    </w:p>
+    <w:p>
+      <w:pPr>
+        <w:ind w:leftChars="300" w:left="630"/>
+        <w:rPr>
+          <w:rFonts w:hint="eastAsia"/>
+        </w:rPr>
+      </w:pPr>
+      <w:r>
+        <w:t>tab                    随便一行的最有一列，按tab 创建新行</w:t>
+      </w:r>
+    </w:p>
+    <w:p>
+      <w:pPr>
+        <w:rPr>
+          <w:rFonts w:hint="eastAsia"/>
+        </w:rPr>
+      </w:pPr>
+    </w:p>
+    <w:p>
+      <w:pPr>
+        <w:rPr>
+          <w:rFonts w:hint="eastAsia"/>
+        </w:rPr>
+      </w:pPr>
+      <w:r>
+        <w:t xml:space="preserve"> </w:t>
+      </w:r>
+      <w:r>
+        <w:t>ctrl + enter           页面后移</w:t>
+      </w:r>
+    </w:p>
+    <w:p>
+      <w:pPr>
+        <w:rPr>
+          <w:rFonts w:hint="eastAsia"/>
+        </w:rPr>
+      </w:pPr>
+      <w:r>
+        <w:t xml:space="preserve"> </w:t>
+      </w:r>
+      <w:proofErr w:type="spellStart"/>
+      <w:r>
+        <w:t>ctrl+enter</w:t>
+      </w:r>
+      <w:proofErr w:type="spellEnd"/>
+      <w:r>
+        <w:t xml:space="preserve"> 插入-分页  将第一页设为空白，所有文字向后推一页</w:t>
+      </w:r>
+    </w:p>
+    <w:p>
+      <w:pPr>
+        <w:rPr>
+          <w:rFonts w:hint="eastAsia"/>
+        </w:rPr>
+      </w:pPr>
+    </w:p>
+    <w:p>
+      <w:pPr>
+        <w:rPr>
+          <w:rFonts w:hint="eastAsia"/>
+        </w:rPr>
+      </w:pPr>
+      <w:r>
+        <w:t xml:space="preserve"> </w:t>
+      </w:r>
+      <w:r>
+        <w:t>f9 刷新页面标号</w:t>
+      </w:r>
+    </w:p>
+    <w:p>
+      <w:pPr>
+        <w:rPr>
+          <w:rFonts w:hint="eastAsia"/>
+          <w:shd w:val="pct15" w:color="auto" w:fill="FFFFFF"/>
+        </w:rPr>
+      </w:pPr>
+    </w:p>
+    <w:p>
+      <w:pPr>
+        <w:rPr>
+          <w:rFonts w:hint="eastAsia"/>
+        </w:rPr>
+      </w:pPr>
+    </w:p>
+    <w:p>
+      <w:pPr>
+        <w:pStyle w:val="2"/>
+        <w:rPr>
+          <w:rFonts w:hint="eastAsia"/>
+        </w:rPr>
+      </w:pPr>
+      <w:r>
+        <w:rPr>
+          <w:rFonts w:hint="eastAsia"/>
+        </w:rPr>
+        <w:t>1</w:t>
+      </w:r>
+      <w:r>
+        <w:t>.</w:t>
+      </w:r>
+      <w:r>
+        <w:rPr>
+          <w:rFonts w:hint="eastAsia"/>
+        </w:rPr>
+        <w:t>取消行距</w:t>
+      </w:r>
+    </w:p>
+    <w:p>
+      <w:pPr>
+        <w:rPr>
+          <w:rFonts w:hint="eastAsia"/>
+          <w:shd w:val="pct15" w:color="auto" w:fill="FFFFFF"/>
         </w:rPr>
       </w:pPr>
       <w:r>
@@ -1281,10 +2169,10 @@
           <w:noProof/>
         </w:rPr>
         <w:drawing>
-          <wp:inline distT="0" distB="0" distL="0" distR="0" wp14:anchorId="38EDB1BD" wp14:editId="5F0FD6C8">
-            <wp:extent cx="4064016" cy="2400930"/>
-            <wp:effectExtent l="0" t="0" r="0" b="0"/>
-            <wp:docPr id="10" name="图片 10"/>
+          <wp:inline distT="0" distB="0" distL="0" distR="0" wp14:anchorId="755C9954" wp14:editId="15FB8BB5">
+            <wp:extent cx="4232910" cy="1767365"/>
+            <wp:effectExtent l="0" t="0" r="0" b="4445"/>
+            <wp:docPr id="7" name="图片 7"/>
             <wp:cNvGraphicFramePr>
               <a:graphicFrameLocks xmlns:a="http://schemas.openxmlformats.org/drawingml/2006/main" noChangeAspect="1"/>
             </wp:cNvGraphicFramePr>
@@ -1304,7 +2192,7 @@
                   <pic:spPr>
                     <a:xfrm>
                       <a:off x="0" y="0"/>
-                      <a:ext cx="4072642" cy="2406026"/>
+                      <a:ext cx="4237408" cy="1769243"/>
                     </a:xfrm>
                     <a:prstGeom prst="rect">
                       <a:avLst/>
@@ -1319,461 +2207,21 @@
     </w:p>
     <w:p>
       <w:pPr>
-        <w:pStyle w:val="1"/>
-        <w:rPr>
-          <w:rStyle w:val="a3"/>
-          <w:color w:val="auto"/>
-          <w:u w:val="none"/>
-        </w:rPr>
-      </w:pPr>
-      <w:r>
-        <w:rPr>
-          <w:rStyle w:val="a3"/>
-          <w:rFonts w:hint="eastAsia"/>
-          <w:color w:val="auto"/>
-          <w:u w:val="none"/>
-        </w:rPr>
-        <w:t>P</w:t>
-      </w:r>
-      <w:r>
-        <w:rPr>
-          <w:rStyle w:val="a3"/>
-          <w:color w:val="auto"/>
-          <w:u w:val="none"/>
-        </w:rPr>
-        <w:t>owerToys</w:t>
-      </w:r>
-    </w:p>
-    <w:p>
-      <w:pPr>
-        <w:pStyle w:val="2"/>
-        <w:rPr>
-          <w:rStyle w:val="a3"/>
-          <w:color w:val="auto"/>
-          <w:u w:val="none"/>
-        </w:rPr>
-      </w:pPr>
-      <w:r>
-        <w:rPr>
-          <w:rStyle w:val="a3"/>
-          <w:color w:val="auto"/>
-          <w:u w:val="none"/>
-        </w:rPr>
-        <w:t xml:space="preserve">FancyZones </w:t>
-      </w:r>
-      <w:r>
-        <w:rPr>
-          <w:rStyle w:val="a3"/>
-          <w:color w:val="auto"/>
-          <w:u w:val="none"/>
-        </w:rPr>
-        <w:tab/>
-      </w:r>
-      <w:r>
-        <w:rPr>
-          <w:rStyle w:val="a3"/>
-          <w:color w:val="auto"/>
-          <w:u w:val="none"/>
-        </w:rPr>
-        <w:tab/>
-      </w:r>
-    </w:p>
-    <w:p>
-      <w:pPr>
-        <w:pStyle w:val="a4"/>
-        <w:ind w:left="780" w:firstLineChars="0" w:firstLine="0"/>
-        <w:rPr>
-          <w:rStyle w:val="a3"/>
-          <w:color w:val="auto"/>
-          <w:u w:val="none"/>
-        </w:rPr>
-      </w:pPr>
-      <w:r>
-        <w:rPr>
-          <w:rStyle w:val="a3"/>
-          <w:color w:val="auto"/>
-          <w:u w:val="none"/>
-        </w:rPr>
-        <w:t>定义窗口布局</w:t>
-      </w:r>
-      <w:r>
-        <w:rPr>
-          <w:rStyle w:val="a3"/>
-          <w:color w:val="auto"/>
-          <w:u w:val="none"/>
-        </w:rPr>
-        <w:tab/>
-      </w:r>
-      <w:r>
-        <w:rPr>
-          <w:rStyle w:val="a3"/>
-          <w:color w:val="auto"/>
-          <w:u w:val="none"/>
-        </w:rPr>
-        <w:tab/>
-        <w:t xml:space="preserve">win+Shift+` </w:t>
-      </w:r>
-    </w:p>
-    <w:p>
-      <w:pPr>
-        <w:rPr>
-          <w:rStyle w:val="a3"/>
-          <w:color w:val="auto"/>
-          <w:u w:val="none"/>
-        </w:rPr>
-      </w:pPr>
-      <w:r>
-        <w:rPr>
-          <w:rStyle w:val="a3"/>
-          <w:color w:val="auto"/>
-          <w:u w:val="none"/>
-        </w:rPr>
-        <w:tab/>
-      </w:r>
-      <w:r>
-        <w:rPr>
-          <w:rStyle w:val="a3"/>
-          <w:rFonts w:hint="eastAsia"/>
-          <w:color w:val="auto"/>
-          <w:u w:val="none"/>
-        </w:rPr>
-        <w:t xml:space="preserve">   使用说明：</w:t>
-      </w:r>
-      <w:r>
-        <w:rPr>
-          <w:rStyle w:val="a3"/>
-          <w:color w:val="auto"/>
-          <w:u w:val="none"/>
-        </w:rPr>
-        <w:tab/>
-      </w:r>
-      <w:r>
-        <w:rPr>
-          <w:rStyle w:val="a3"/>
-          <w:color w:val="auto"/>
-          <w:u w:val="none"/>
-        </w:rPr>
-        <w:tab/>
-      </w:r>
-      <w:r>
-        <w:rPr>
-          <w:rStyle w:val="a3"/>
-          <w:color w:val="auto"/>
-          <w:u w:val="none"/>
-        </w:rPr>
-        <w:t>shift拖动</w:t>
-      </w:r>
-      <w:r>
-        <w:rPr>
-          <w:rStyle w:val="a3"/>
-          <w:rFonts w:hint="eastAsia"/>
-          <w:color w:val="auto"/>
-          <w:u w:val="none"/>
-        </w:rPr>
-        <w:t>软件</w:t>
-      </w:r>
-      <w:r>
-        <w:rPr>
-          <w:rStyle w:val="a3"/>
-          <w:color w:val="auto"/>
-          <w:u w:val="none"/>
-        </w:rPr>
-        <w:t>到指定位置</w:t>
-      </w:r>
-    </w:p>
-    <w:p>
-      <w:pPr>
-        <w:rPr>
-          <w:rStyle w:val="a3"/>
-          <w:color w:val="auto"/>
-          <w:u w:val="none"/>
-        </w:rPr>
-      </w:pPr>
-    </w:p>
-    <w:p>
-      <w:pPr>
-        <w:pStyle w:val="2"/>
-        <w:rPr>
-          <w:rStyle w:val="a3"/>
-          <w:color w:val="auto"/>
-          <w:u w:val="none"/>
-        </w:rPr>
-      </w:pPr>
-      <w:r>
-        <w:rPr>
-          <w:rStyle w:val="a3"/>
-          <w:color w:val="auto"/>
-          <w:u w:val="none"/>
-        </w:rPr>
-        <w:t xml:space="preserve">PowerToys Run </w:t>
-      </w:r>
-      <w:r>
-        <w:rPr>
-          <w:rStyle w:val="a3"/>
-          <w:color w:val="auto"/>
-          <w:u w:val="none"/>
-        </w:rPr>
-        <w:tab/>
-      </w:r>
-    </w:p>
-    <w:p>
-      <w:pPr>
-        <w:pStyle w:val="a4"/>
-        <w:ind w:left="780" w:firstLineChars="0" w:firstLine="0"/>
-        <w:rPr>
-          <w:rStyle w:val="a3"/>
-          <w:color w:val="auto"/>
-          <w:u w:val="none"/>
-        </w:rPr>
-      </w:pPr>
-      <w:r>
-        <w:rPr>
-          <w:rStyle w:val="a3"/>
-          <w:color w:val="auto"/>
-          <w:u w:val="none"/>
-        </w:rPr>
-        <w:t>全局搜索软件</w:t>
-      </w:r>
-      <w:r>
-        <w:rPr>
-          <w:rStyle w:val="a3"/>
-          <w:color w:val="auto"/>
-          <w:u w:val="none"/>
-        </w:rPr>
-        <w:tab/>
-      </w:r>
-      <w:r>
-        <w:rPr>
-          <w:rStyle w:val="a3"/>
-          <w:color w:val="auto"/>
-          <w:u w:val="none"/>
-        </w:rPr>
-        <w:tab/>
-        <w:t>ALt+空格</w:t>
-      </w:r>
-      <w:r>
-        <w:rPr>
-          <w:rStyle w:val="a3"/>
-          <w:color w:val="auto"/>
-          <w:u w:val="none"/>
-        </w:rPr>
-        <w:br/>
-      </w:r>
-    </w:p>
-    <w:p>
-      <w:pPr>
-        <w:pStyle w:val="2"/>
-        <w:rPr>
-          <w:rStyle w:val="a3"/>
-          <w:color w:val="auto"/>
-          <w:u w:val="none"/>
-        </w:rPr>
-      </w:pPr>
-      <w:r>
-        <w:rPr>
-          <w:rStyle w:val="a3"/>
-          <w:color w:val="auto"/>
-          <w:u w:val="none"/>
-        </w:rPr>
-        <w:t>窗口置顶器</w:t>
-      </w:r>
-      <w:r>
-        <w:rPr>
-          <w:rStyle w:val="a3"/>
-          <w:color w:val="auto"/>
-          <w:u w:val="none"/>
-        </w:rPr>
-        <w:tab/>
-      </w:r>
-      <w:r>
-        <w:rPr>
-          <w:rStyle w:val="a3"/>
-          <w:color w:val="auto"/>
-          <w:u w:val="none"/>
-        </w:rPr>
-        <w:tab/>
-      </w:r>
-    </w:p>
-    <w:p>
-      <w:pPr>
-        <w:pStyle w:val="a4"/>
-        <w:ind w:left="780" w:firstLineChars="0" w:firstLine="0"/>
-        <w:rPr>
-          <w:rStyle w:val="a3"/>
-        </w:rPr>
-      </w:pPr>
-      <w:r>
-        <w:rPr>
-          <w:rStyle w:val="a3"/>
-          <w:color w:val="auto"/>
-          <w:u w:val="none"/>
-        </w:rPr>
-        <w:t>窗口始终在最前面</w:t>
-      </w:r>
-      <w:r>
-        <w:rPr>
-          <w:rStyle w:val="a3"/>
-          <w:color w:val="auto"/>
-          <w:u w:val="none"/>
-        </w:rPr>
-        <w:tab/>
-      </w:r>
-      <w:r>
-        <w:rPr>
-          <w:rStyle w:val="a3"/>
-          <w:rFonts w:hint="eastAsia"/>
-          <w:color w:val="auto"/>
-          <w:u w:val="none"/>
-        </w:rPr>
-        <w:t xml:space="preserve"> </w:t>
-      </w:r>
-      <w:r>
-        <w:rPr>
-          <w:rStyle w:val="a3"/>
-          <w:color w:val="auto"/>
-          <w:u w:val="none"/>
-        </w:rPr>
-        <w:t>win+Ctrl+T</w:t>
-      </w:r>
-    </w:p>
-    <w:p>
-      <w:pPr>
-        <w:pStyle w:val="1"/>
-      </w:pPr>
-      <w:r>
-        <w:t>Word</w:t>
-      </w:r>
-      <w:r>
-        <w:rPr>
-          <w:rFonts w:hint="eastAsia"/>
-        </w:rPr>
-        <w:t>常用</w:t>
-      </w:r>
-    </w:p>
-    <w:p>
-      <w:pPr>
-        <w:rPr>
+        <w:rPr>
+          <w:rFonts w:hint="eastAsia"/>
           <w:shd w:val="pct15" w:color="auto" w:fill="FFFFFF"/>
         </w:rPr>
       </w:pPr>
-    </w:p>
-    <w:p>
-      <w:pPr>
-        <w:pStyle w:val="2"/>
-      </w:pPr>
-      <w:r>
-        <w:rPr>
-          <w:rFonts w:hint="eastAsia"/>
+      <w:r>
+        <w:rPr>
+          <w:noProof/>
         </w:rPr>
         <w:lastRenderedPageBreak/>
-        <w:t>快捷键</w:t>
-      </w:r>
-    </w:p>
-    <w:p/>
-    <w:p>
-      <w:pPr>
-        <w:ind w:leftChars="100" w:left="210"/>
-      </w:pPr>
-      <w:r>
-        <w:rPr>
-          <w:rFonts w:hint="eastAsia"/>
-        </w:rPr>
-        <w:t>表格</w:t>
-      </w:r>
-    </w:p>
-    <w:p>
-      <w:pPr>
-        <w:ind w:leftChars="300" w:left="630"/>
-      </w:pPr>
-      <w:r>
-        <w:t>shift +alt +方向键       移动表格行内容</w:t>
-      </w:r>
-    </w:p>
-    <w:p>
-      <w:pPr>
-        <w:ind w:leftChars="300" w:left="630"/>
-      </w:pPr>
-      <w:r>
-        <w:t>ctrl + end              跳转到文件末尾</w:t>
-      </w:r>
-    </w:p>
-    <w:p>
-      <w:pPr>
-        <w:ind w:leftChars="300" w:left="630"/>
-      </w:pPr>
-      <w:r>
-        <w:t>tab                    随便一行的最有一列，按tab 创建新行</w:t>
-      </w:r>
-    </w:p>
-    <w:p/>
-    <w:p>
-      <w:r>
-        <w:t xml:space="preserve"> </w:t>
-      </w:r>
-      <w:r>
-        <w:t>ctrl + enter           页面后移</w:t>
-      </w:r>
-    </w:p>
-    <w:p>
-      <w:r>
-        <w:t xml:space="preserve"> </w:t>
-      </w:r>
-      <w:r>
-        <w:t>ctrl+enter 插入-分页  将第一页设为空白，所有文字向后推一页</w:t>
-      </w:r>
-    </w:p>
-    <w:p/>
-    <w:p>
-      <w:r>
-        <w:t xml:space="preserve"> </w:t>
-      </w:r>
-      <w:r>
-        <w:t>f9 刷新页面标号</w:t>
-      </w:r>
-    </w:p>
-    <w:p>
-      <w:pPr>
-        <w:rPr>
-          <w:shd w:val="pct15" w:color="auto" w:fill="FFFFFF"/>
-        </w:rPr>
-      </w:pPr>
-    </w:p>
-    <w:p/>
-    <w:p>
-      <w:pPr>
-        <w:pStyle w:val="2"/>
-      </w:pPr>
-      <w:r>
-        <w:rPr>
-          <w:rFonts w:hint="eastAsia"/>
-        </w:rPr>
-        <w:t>1</w:t>
-      </w:r>
-      <w:r>
-        <w:t>.</w:t>
-      </w:r>
-      <w:r>
-        <w:rPr>
-          <w:rFonts w:hint="eastAsia"/>
-        </w:rPr>
-        <w:t>取消行距</w:t>
-      </w:r>
-    </w:p>
-    <w:p>
-      <w:pPr>
-        <w:rPr>
-          <w:shd w:val="pct15" w:color="auto" w:fill="FFFFFF"/>
-        </w:rPr>
-      </w:pPr>
-      <w:r>
-        <w:rPr>
-          <w:noProof/>
-        </w:rPr>
         <w:drawing>
-          <wp:inline distT="0" distB="0" distL="0" distR="0" wp14:anchorId="755C9954" wp14:editId="15FB8BB5">
-            <wp:extent cx="4232910" cy="1767365"/>
-            <wp:effectExtent l="0" t="0" r="0" b="4445"/>
-            <wp:docPr id="7" name="图片 7"/>
+          <wp:inline distT="0" distB="0" distL="0" distR="0" wp14:anchorId="287D3CC4" wp14:editId="4F635D71">
+            <wp:extent cx="2084492" cy="3487420"/>
+            <wp:effectExtent l="0" t="0" r="0" b="0"/>
+            <wp:docPr id="8" name="图片 8"/>
             <wp:cNvGraphicFramePr>
               <a:graphicFrameLocks xmlns:a="http://schemas.openxmlformats.org/drawingml/2006/main" noChangeAspect="1"/>
             </wp:cNvGraphicFramePr>
@@ -1793,54 +2241,6 @@
                   <pic:spPr>
                     <a:xfrm>
                       <a:off x="0" y="0"/>
-                      <a:ext cx="4237408" cy="1769243"/>
-                    </a:xfrm>
-                    <a:prstGeom prst="rect">
-                      <a:avLst/>
-                    </a:prstGeom>
-                  </pic:spPr>
-                </pic:pic>
-              </a:graphicData>
-            </a:graphic>
-          </wp:inline>
-        </w:drawing>
-      </w:r>
-    </w:p>
-    <w:p>
-      <w:pPr>
-        <w:rPr>
-          <w:shd w:val="pct15" w:color="auto" w:fill="FFFFFF"/>
-        </w:rPr>
-      </w:pPr>
-      <w:r>
-        <w:rPr>
-          <w:noProof/>
-        </w:rPr>
-        <w:lastRenderedPageBreak/>
-        <w:drawing>
-          <wp:inline distT="0" distB="0" distL="0" distR="0" wp14:anchorId="287D3CC4" wp14:editId="4F635D71">
-            <wp:extent cx="2084492" cy="3487420"/>
-            <wp:effectExtent l="0" t="0" r="0" b="0"/>
-            <wp:docPr id="8" name="图片 8"/>
-            <wp:cNvGraphicFramePr>
-              <a:graphicFrameLocks xmlns:a="http://schemas.openxmlformats.org/drawingml/2006/main" noChangeAspect="1"/>
-            </wp:cNvGraphicFramePr>
-            <a:graphic xmlns:a="http://schemas.openxmlformats.org/drawingml/2006/main">
-              <a:graphicData uri="http://schemas.openxmlformats.org/drawingml/2006/picture">
-                <pic:pic xmlns:pic="http://schemas.openxmlformats.org/drawingml/2006/picture">
-                  <pic:nvPicPr>
-                    <pic:cNvPr id="1" name=""/>
-                    <pic:cNvPicPr/>
-                  </pic:nvPicPr>
-                  <pic:blipFill>
-                    <a:blip r:embed="rId19"/>
-                    <a:stretch>
-                      <a:fillRect/>
-                    </a:stretch>
-                  </pic:blipFill>
-                  <pic:spPr>
-                    <a:xfrm>
-                      <a:off x="0" y="0"/>
                       <a:ext cx="2089884" cy="3496441"/>
                     </a:xfrm>
                     <a:prstGeom prst="rect">
@@ -1857,6 +2257,7 @@
     <w:p>
       <w:pPr>
         <w:rPr>
+          <w:rFonts w:hint="eastAsia"/>
           <w:shd w:val="pct15" w:color="auto" w:fill="FFFFFF"/>
         </w:rPr>
       </w:pPr>
@@ -1864,12 +2265,21 @@
     <w:p>
       <w:pPr>
         <w:pStyle w:val="2"/>
+        <w:rPr>
+          <w:rFonts w:hint="eastAsia"/>
+        </w:rPr>
       </w:pPr>
       <w:r>
         <w:rPr>
           <w:rFonts w:hint="eastAsia"/>
         </w:rPr>
         <w:lastRenderedPageBreak/>
+        <w:t>2.</w:t>
+      </w:r>
+      <w:r>
+        <w:rPr>
+          <w:rFonts w:hint="eastAsia"/>
+        </w:rPr>
         <w:t>设置不同章节，页码彼此独立</w:t>
       </w:r>
     </w:p>
@@ -1901,7 +2311,7 @@
                     </pic:cNvPicPr>
                   </pic:nvPicPr>
                   <pic:blipFill>
-                    <a:blip r:embed="rId20">
+                    <a:blip r:embed="rId19">
                       <a:extLst>
                         <a:ext uri="{28A0092B-C50C-407E-A947-70E740481C1C}">
                           <a14:useLocalDpi xmlns:a14="http://schemas.microsoft.com/office/drawing/2010/main" val="0"/>
@@ -1935,16 +2345,126 @@
     </w:p>
     <w:p>
       <w:pPr>
-        <w:pStyle w:val="1"/>
-      </w:pPr>
-      <w:r>
-        <w:rPr>
-          <w:rFonts w:hint="eastAsia"/>
-        </w:rPr>
-        <w:t>E</w:t>
-      </w:r>
-      <w:r>
-        <w:t>XCLE</w:t>
+        <w:rPr>
+          <w:shd w:val="pct15" w:color="auto" w:fill="FFFFFF"/>
+        </w:rPr>
+      </w:pPr>
+    </w:p>
+    <w:p>
+      <w:pPr>
+        <w:pStyle w:val="2"/>
+        <w:rPr>
+          <w:rFonts w:hint="eastAsia"/>
+          <w:shd w:val="pct15" w:color="auto" w:fill="FFFFFF"/>
+        </w:rPr>
+      </w:pPr>
+      <w:r>
+        <w:rPr>
+          <w:rFonts w:hint="eastAsia"/>
+          <w:shd w:val="pct15" w:color="auto" w:fill="FFFFFF"/>
+        </w:rPr>
+        <w:t>3.</w:t>
+      </w:r>
+      <w:r>
+        <w:rPr>
+          <w:shd w:val="pct15" w:color="auto" w:fill="FFFFFF"/>
+        </w:rPr>
+        <w:t>清除单元格内边距</w:t>
+      </w:r>
+    </w:p>
+    <w:p>
+      <w:pPr>
+        <w:rPr>
+          <w:shd w:val="pct15" w:color="auto" w:fill="FFFFFF"/>
+        </w:rPr>
+      </w:pPr>
+      <w:r>
+        <w:rPr>
+          <w:noProof/>
+        </w:rPr>
+        <w:drawing>
+          <wp:inline distT="0" distB="0" distL="0" distR="0" wp14:anchorId="4E4920D4" wp14:editId="73282FA4">
+            <wp:extent cx="2829958" cy="1833033"/>
+            <wp:effectExtent l="0" t="0" r="8890" b="0"/>
+            <wp:docPr id="554488149" name="图片 1"/>
+            <wp:cNvGraphicFramePr>
+              <a:graphicFrameLocks xmlns:a="http://schemas.openxmlformats.org/drawingml/2006/main" noChangeAspect="1"/>
+            </wp:cNvGraphicFramePr>
+            <a:graphic xmlns:a="http://schemas.openxmlformats.org/drawingml/2006/main">
+              <a:graphicData uri="http://schemas.openxmlformats.org/drawingml/2006/picture">
+                <pic:pic xmlns:pic="http://schemas.openxmlformats.org/drawingml/2006/picture">
+                  <pic:nvPicPr>
+                    <pic:cNvPr id="554488149" name=""/>
+                    <pic:cNvPicPr/>
+                  </pic:nvPicPr>
+                  <pic:blipFill>
+                    <a:blip r:embed="rId20"/>
+                    <a:stretch>
+                      <a:fillRect/>
+                    </a:stretch>
+                  </pic:blipFill>
+                  <pic:spPr>
+                    <a:xfrm>
+                      <a:off x="0" y="0"/>
+                      <a:ext cx="2834027" cy="1835669"/>
+                    </a:xfrm>
+                    <a:prstGeom prst="rect">
+                      <a:avLst/>
+                    </a:prstGeom>
+                  </pic:spPr>
+                </pic:pic>
+              </a:graphicData>
+            </a:graphic>
+          </wp:inline>
+        </w:drawing>
+      </w:r>
+    </w:p>
+    <w:p>
+      <w:pPr>
+        <w:rPr>
+          <w:shd w:val="pct15" w:color="auto" w:fill="FFFFFF"/>
+        </w:rPr>
+      </w:pPr>
+      <w:r>
+        <w:rPr>
+          <w:noProof/>
+        </w:rPr>
+        <w:lastRenderedPageBreak/>
+        <w:drawing>
+          <wp:inline distT="0" distB="0" distL="0" distR="0" wp14:anchorId="14655A19" wp14:editId="4BB69893">
+            <wp:extent cx="5274310" cy="3846830"/>
+            <wp:effectExtent l="0" t="0" r="2540" b="1270"/>
+            <wp:docPr id="1989515414" name="图片 1"/>
+            <wp:cNvGraphicFramePr>
+              <a:graphicFrameLocks xmlns:a="http://schemas.openxmlformats.org/drawingml/2006/main" noChangeAspect="1"/>
+            </wp:cNvGraphicFramePr>
+            <a:graphic xmlns:a="http://schemas.openxmlformats.org/drawingml/2006/main">
+              <a:graphicData uri="http://schemas.openxmlformats.org/drawingml/2006/picture">
+                <pic:pic xmlns:pic="http://schemas.openxmlformats.org/drawingml/2006/picture">
+                  <pic:nvPicPr>
+                    <pic:cNvPr id="1989515414" name=""/>
+                    <pic:cNvPicPr/>
+                  </pic:nvPicPr>
+                  <pic:blipFill>
+                    <a:blip r:embed="rId21"/>
+                    <a:stretch>
+                      <a:fillRect/>
+                    </a:stretch>
+                  </pic:blipFill>
+                  <pic:spPr>
+                    <a:xfrm>
+                      <a:off x="0" y="0"/>
+                      <a:ext cx="5274310" cy="3846830"/>
+                    </a:xfrm>
+                    <a:prstGeom prst="rect">
+                      <a:avLst/>
+                    </a:prstGeom>
+                  </pic:spPr>
+                </pic:pic>
+              </a:graphicData>
+            </a:graphic>
+          </wp:inline>
+        </w:drawing>
       </w:r>
     </w:p>
     <w:p>
@@ -1952,33 +2472,131 @@
         <w:rPr>
           <w:b/>
           <w:bCs/>
-        </w:rPr>
-      </w:pPr>
-      <w:r>
-        <w:tab/>
-      </w:r>
-      <w:r>
-        <w:tab/>
-      </w:r>
-      <w:r>
-        <w:rPr>
+          <w:sz w:val="28"/>
+          <w:szCs w:val="28"/>
+          <w:shd w:val="pct15" w:color="auto" w:fill="FFFFFF"/>
+        </w:rPr>
+      </w:pPr>
+      <w:r>
+        <w:rPr>
+          <w:rFonts w:hint="eastAsia"/>
           <w:b/>
           <w:bCs/>
-        </w:rPr>
-        <w:t>alt+enter</w:t>
-      </w:r>
-      <w:r>
-        <w:rPr>
+          <w:sz w:val="28"/>
+          <w:szCs w:val="28"/>
+          <w:shd w:val="pct15" w:color="auto" w:fill="FFFFFF"/>
+        </w:rPr>
+        <w:t>效果</w:t>
+      </w:r>
+    </w:p>
+    <w:p>
+      <w:pPr>
+        <w:rPr>
+          <w:rFonts w:hint="eastAsia"/>
+          <w:shd w:val="pct15" w:color="auto" w:fill="FFFFFF"/>
+        </w:rPr>
+      </w:pPr>
+      <w:r>
+        <w:rPr>
+          <w:noProof/>
+        </w:rPr>
+        <w:drawing>
+          <wp:inline distT="0" distB="0" distL="0" distR="0" wp14:anchorId="6D5D2C0C" wp14:editId="68477428">
+            <wp:extent cx="4656243" cy="2432391"/>
+            <wp:effectExtent l="0" t="0" r="0" b="6350"/>
+            <wp:docPr id="306947798" name="图片 1"/>
+            <wp:cNvGraphicFramePr>
+              <a:graphicFrameLocks xmlns:a="http://schemas.openxmlformats.org/drawingml/2006/main" noChangeAspect="1"/>
+            </wp:cNvGraphicFramePr>
+            <a:graphic xmlns:a="http://schemas.openxmlformats.org/drawingml/2006/main">
+              <a:graphicData uri="http://schemas.openxmlformats.org/drawingml/2006/picture">
+                <pic:pic xmlns:pic="http://schemas.openxmlformats.org/drawingml/2006/picture">
+                  <pic:nvPicPr>
+                    <pic:cNvPr id="306947798" name=""/>
+                    <pic:cNvPicPr/>
+                  </pic:nvPicPr>
+                  <pic:blipFill>
+                    <a:blip r:embed="rId22"/>
+                    <a:stretch>
+                      <a:fillRect/>
+                    </a:stretch>
+                  </pic:blipFill>
+                  <pic:spPr>
+                    <a:xfrm>
+                      <a:off x="0" y="0"/>
+                      <a:ext cx="4660687" cy="2434712"/>
+                    </a:xfrm>
+                    <a:prstGeom prst="rect">
+                      <a:avLst/>
+                    </a:prstGeom>
+                  </pic:spPr>
+                </pic:pic>
+              </a:graphicData>
+            </a:graphic>
+          </wp:inline>
+        </w:drawing>
+      </w:r>
+    </w:p>
+    <w:p>
+      <w:pPr>
+        <w:rPr>
+          <w:rFonts w:hint="eastAsia"/>
+          <w:shd w:val="pct15" w:color="auto" w:fill="FFFFFF"/>
+        </w:rPr>
+      </w:pPr>
+    </w:p>
+    <w:p>
+      <w:pPr>
+        <w:pStyle w:val="1"/>
+        <w:rPr>
+          <w:rFonts w:hint="eastAsia"/>
+        </w:rPr>
+      </w:pPr>
+      <w:r>
+        <w:rPr>
+          <w:rFonts w:hint="eastAsia"/>
+        </w:rPr>
+        <w:t>E</w:t>
+      </w:r>
+      <w:r>
+        <w:t>XCLE</w:t>
+      </w:r>
+    </w:p>
+    <w:p>
+      <w:pPr>
+        <w:rPr>
+          <w:rFonts w:hint="eastAsia"/>
           <w:b/>
           <w:bCs/>
         </w:rPr>
-        <w:tab/>
-      </w:r>
+      </w:pPr>
+      <w:r>
+        <w:tab/>
+      </w:r>
+      <w:r>
+        <w:tab/>
+      </w:r>
+      <w:proofErr w:type="spellStart"/>
       <w:r>
         <w:rPr>
           <w:b/>
           <w:bCs/>
         </w:rPr>
+        <w:t>alt+enter</w:t>
+      </w:r>
+      <w:proofErr w:type="spellEnd"/>
+      <w:r>
+        <w:rPr>
+          <w:b/>
+          <w:bCs/>
+        </w:rPr>
+        <w:tab/>
+      </w:r>
+      <w:r>
+        <w:rPr>
+          <w:b/>
+          <w:bCs/>
+        </w:rPr>
         <w:tab/>
         <w:t>组合键强制换行</w:t>
       </w:r>
@@ -1986,6 +2604,7 @@
     <w:p>
       <w:pPr>
         <w:rPr>
+          <w:rFonts w:hint="eastAsia"/>
           <w:shd w:val="pct15" w:color="auto" w:fill="FFFFFF"/>
         </w:rPr>
       </w:pPr>
@@ -1993,6 +2612,7 @@
     <w:p>
       <w:pPr>
         <w:rPr>
+          <w:rFonts w:hint="eastAsia"/>
           <w:shd w:val="pct15" w:color="auto" w:fill="FFFFFF"/>
         </w:rPr>
       </w:pPr>
@@ -2000,6 +2620,9 @@
     <w:p>
       <w:pPr>
         <w:pStyle w:val="1"/>
+        <w:rPr>
+          <w:rFonts w:hint="eastAsia"/>
+        </w:rPr>
       </w:pPr>
       <w:r>
         <w:rPr>
@@ -2012,6 +2635,7 @@
     <w:p>
       <w:pPr>
         <w:rPr>
+          <w:rFonts w:hint="eastAsia"/>
           <w:shd w:val="pct15" w:color="auto" w:fill="FFFFFF"/>
         </w:rPr>
       </w:pPr>
@@ -2035,7 +2659,7 @@
                     <pic:cNvPicPr/>
                   </pic:nvPicPr>
                   <pic:blipFill>
-                    <a:blip r:embed="rId21"/>
+                    <a:blip r:embed="rId23"/>
                     <a:stretch>
                       <a:fillRect/>
                     </a:stretch>
@@ -2080,15 +2704,16 @@
             <o:lock v:ext="edit" aspectratio="t"/>
           </v:shapetype>
           <v:shape id="_x0000_i1025" type="#_x0000_t75" style="width:75.35pt;height:53.35pt" o:ole="">
-            <v:imagedata r:id="rId22" o:title=""/>
+            <v:imagedata r:id="rId24" o:title=""/>
           </v:shape>
-          <o:OLEObject Type="Embed" ProgID="Package" ShapeID="_x0000_i1025" DrawAspect="Icon" ObjectID="_1812891489" r:id="rId23"/>
+          <o:OLEObject Type="Embed" ProgID="Package" ShapeID="_x0000_i1025" DrawAspect="Icon" ObjectID="_1850387178" r:id="rId25"/>
         </w:object>
       </w:r>
     </w:p>
     <w:p>
       <w:pPr>
         <w:rPr>
+          <w:rFonts w:hint="eastAsia"/>
           <w:shd w:val="pct15" w:color="auto" w:fill="FFFFFF"/>
         </w:rPr>
       </w:pPr>
@@ -2096,6 +2721,7 @@
     <w:p>
       <w:pPr>
         <w:rPr>
+          <w:rFonts w:hint="eastAsia"/>
           <w:shd w:val="pct15" w:color="auto" w:fill="FFFFFF"/>
         </w:rPr>
       </w:pPr>
@@ -2104,6 +2730,7 @@
       <w:pPr>
         <w:pStyle w:val="1"/>
         <w:rPr>
+          <w:rFonts w:hint="eastAsia"/>
           <w:shd w:val="pct15" w:color="auto" w:fill="FFFFFF"/>
         </w:rPr>
       </w:pPr>
@@ -2131,19 +2758,23 @@
     <w:p>
       <w:pPr>
         <w:rPr>
+          <w:rFonts w:hint="eastAsia"/>
           <w:shd w:val="pct15" w:color="auto" w:fill="FFFFFF"/>
         </w:rPr>
       </w:pPr>
+      <w:proofErr w:type="spellStart"/>
       <w:r>
         <w:rPr>
           <w:shd w:val="pct15" w:color="auto" w:fill="FFFFFF"/>
         </w:rPr>
         <w:t>ScreenToGif</w:t>
       </w:r>
-    </w:p>
-    <w:p>
-      <w:pPr>
-        <w:rPr>
+      <w:proofErr w:type="spellEnd"/>
+    </w:p>
+    <w:p>
+      <w:pPr>
+        <w:rPr>
+          <w:rFonts w:hint="eastAsia"/>
           <w:shd w:val="pct15" w:color="auto" w:fill="FFFFFF"/>
         </w:rPr>
       </w:pPr>
@@ -2168,7 +2799,7 @@
                     <pic:cNvPicPr/>
                   </pic:nvPicPr>
                   <pic:blipFill>
-                    <a:blip r:embed="rId24"/>
+                    <a:blip r:embed="rId26"/>
                     <a:stretch>
                       <a:fillRect/>
                     </a:stretch>
@@ -2192,6 +2823,7 @@
     <w:p>
       <w:pPr>
         <w:rPr>
+          <w:rFonts w:hint="eastAsia"/>
           <w:shd w:val="pct15" w:color="auto" w:fill="FFFFFF"/>
         </w:rPr>
       </w:pPr>
@@ -2215,7 +2847,7 @@
                     <pic:cNvPicPr/>
                   </pic:nvPicPr>
                   <pic:blipFill>
-                    <a:blip r:embed="rId25"/>
+                    <a:blip r:embed="rId27"/>
                     <a:stretch>
                       <a:fillRect/>
                     </a:stretch>
@@ -2247,9 +2879,14 @@
 </file>
 
 <file path=word/endnotes.xml><?xml version="1.0" encoding="utf-8"?>
-<w:endnotes xmlns:wpc="http://schemas.microsoft.com/office/word/2010/wordprocessingCanvas" xmlns:cx="http://schemas.microsoft.com/office/drawing/2014/chartex" xmlns:cx1="http://schemas.microsoft.com/office/drawing/2015/9/8/chartex" xmlns:cx2="http://schemas.microsoft.com/office/drawing/2015/10/21/chartex" xmlns:cx3="http://schemas.microsoft.com/office/drawing/2016/5/9/chartex" xmlns:cx4="http://schemas.microsoft.com/office/drawing/2016/5/10/chartex" xmlns:cx5="http://schemas.microsoft.com/office/drawing/2016/5/11/chartex" xmlns:cx6="http://schemas.microsoft.com/office/drawing/2016/5/12/chartex" xmlns:cx7="http://schemas.microsoft.com/office/drawing/2016/5/13/chartex" xmlns:cx8="http://schemas.microsoft.com/office/drawing/2016/5/14/chartex" xmlns:mc="http://schemas.openxmlformats.org/markup-compatibility/2006" xmlns:aink="http://schemas.microsoft.com/office/drawing/2016/ink" xmlns:am3d="http://schemas.microsoft.com/office/drawing/2017/model3d" xmlns:o="urn:schemas-microsoft-com:office:office" xmlns:r="http://schemas.openxmlformats.org/officeDocument/2006/relationships" xmlns:m="http://schemas.openxmlformats.org/officeDocument/2006/math" xmlns:v="urn:schemas-microsoft-com:vml" xmlns:wp14="http://schemas.microsoft.com/office/word/2010/wordprocessingDrawing" xmlns:wp="http://schemas.openxmlformats.org/drawingml/2006/wordprocessingDrawing" xmlns:w10="urn:schemas-microsoft-com:office:word" xmlns:w="http://schemas.openxmlformats.org/wordprocessingml/2006/main" xmlns:w14="http://schemas.microsoft.com/office/word/2010/wordml" xmlns:w15="http://schemas.microsoft.com/office/word/2012/wordml" xmlns:w16cex="http://schemas.microsoft.com/office/word/2018/wordml/cex" xmlns:w16cid="http://schemas.microsoft.com/office/word/2016/wordml/cid" xmlns:w16="http://schemas.microsoft.com/office/word/2018/wordml" xmlns:w16sdtdh="http://schemas.microsoft.com/office/word/2020/wordml/sdtdatahash" xmlns:w16se="http://schemas.microsoft.com/office/word/2015/wordml/symex" xmlns:wpg="http://schemas.microsoft.com/office/word/2010/wordprocessingGroup" xmlns:wpi="http://schemas.microsoft.com/office/word/2010/wordprocessingInk" xmlns:wne="http://schemas.microsoft.com/office/word/2006/wordml" xmlns:wps="http://schemas.microsoft.com/office/word/2010/wordprocessingShape" mc:Ignorable="w14 w15 w16se w16cid w16 w16cex w16sdtdh wp14">
+<w:endnotes xmlns:wpc="http://schemas.microsoft.com/office/word/2010/wordprocessingCanvas" xmlns:cx="http://schemas.microsoft.com/office/drawing/2014/chartex" xmlns:cx1="http://schemas.microsoft.com/office/drawing/2015/9/8/chartex" xmlns:cx2="http://schemas.microsoft.com/office/drawing/2015/10/21/chartex" xmlns:cx3="http://schemas.microsoft.com/office/drawing/2016/5/9/chartex" xmlns:cx4="http://schemas.microsoft.com/office/drawing/2016/5/10/chartex" xmlns:cx5="http://schemas.microsoft.com/office/drawing/2016/5/11/chartex" xmlns:cx6="http://schemas.microsoft.com/office/drawing/2016/5/12/chartex" xmlns:cx7="http://schemas.microsoft.com/office/drawing/2016/5/13/chartex" xmlns:cx8="http://schemas.microsoft.com/office/drawing/2016/5/14/chartex" xmlns:mc="http://schemas.openxmlformats.org/markup-compatibility/2006" xmlns:aink="http://schemas.microsoft.com/office/drawing/2016/ink" xmlns:am3d="http://schemas.microsoft.com/office/drawing/2017/model3d" xmlns:o="urn:schemas-microsoft-com:office:office" xmlns:oel="http://schemas.microsoft.com/office/2019/extlst" xmlns:r="http://schemas.openxmlformats.org/officeDocument/2006/relationships" xmlns:m="http://schemas.openxmlformats.org/officeDocument/2006/math" xmlns:v="urn:schemas-microsoft-com:vml" xmlns:wp14="http://schemas.microsoft.com/office/word/2010/wordprocessingDrawing" xmlns:wp="http://schemas.openxmlformats.org/drawingml/2006/wordprocessingDrawing" xmlns:w10="urn:schemas-microsoft-com:office:word" xmlns:w="http://schemas.openxmlformats.org/wordprocessingml/2006/main" xmlns:w14="http://schemas.microsoft.com/office/word/2010/wordml" xmlns:w15="http://schemas.microsoft.com/office/word/2012/wordml" xmlns:w16cex="http://schemas.microsoft.com/office/word/2018/wordml/cex" xmlns:w16cid="http://schemas.microsoft.com/office/word/2016/wordml/cid" xmlns:w16="http://schemas.microsoft.com/office/word/2018/wordml" xmlns:w16du="http://schemas.microsoft.com/office/word/2023/wordml/word16du" xmlns:w16sdtdh="http://schemas.microsoft.com/office/word/2020/wordml/sdtdatahash" xmlns:w16sdtfl="http://schemas.microsoft.com/office/word/2024/wordml/sdtformatlock" xmlns:w16se="http://schemas.microsoft.com/office/word/2015/wordml/symex" xmlns:wpg="http://schemas.microsoft.com/office/word/2010/wordprocessingGroup" xmlns:wpi="http://schemas.microsoft.com/office/word/2010/wordprocessingInk" xmlns:wne="http://schemas.microsoft.com/office/word/2006/wordml" xmlns:wps="http://schemas.microsoft.com/office/word/2010/wordprocessingShape" mc:Ignorable="w14 w15 w16se w16cid w16 w16cex w16sdtdh w16sdtfl w16du wp14">
   <w:endnote w:type="separator" w:id="-1">
     <w:p>
+      <w:pPr>
+        <w:rPr>
+          <w:rFonts w:hint="eastAsia"/>
+        </w:rPr>
+      </w:pPr>
       <w:r>
         <w:separator/>
       </w:r>
@@ -2257,6 +2894,11 @@
   </w:endnote>
   <w:endnote w:type="continuationSeparator" w:id="0">
     <w:p>
+      <w:pPr>
+        <w:rPr>
+          <w:rFonts w:hint="eastAsia"/>
+        </w:rPr>
+      </w:pPr>
       <w:r>
         <w:continuationSeparator/>
       </w:r>
@@ -2266,9 +2908,14 @@
 </file>
 
 <file path=word/footnotes.xml><?xml version="1.0" encoding="utf-8"?>
-<w:footnotes xmlns:wpc="http://schemas.microsoft.com/office/word/2010/wordprocessingCanvas" xmlns:cx="http://schemas.microsoft.com/office/drawing/2014/chartex" xmlns:cx1="http://schemas.microsoft.com/office/drawing/2015/9/8/chartex" xmlns:cx2="http://schemas.microsoft.com/office/drawing/2015/10/21/chartex" xmlns:cx3="http://schemas.microsoft.com/office/drawing/2016/5/9/chartex" xmlns:cx4="http://schemas.microsoft.com/office/drawing/2016/5/10/chartex" xmlns:cx5="http://schemas.microsoft.com/office/drawing/2016/5/11/chartex" xmlns:cx6="http://schemas.microsoft.com/office/drawing/2016/5/12/chartex" xmlns:cx7="http://schemas.microsoft.com/office/drawing/2016/5/13/chartex" xmlns:cx8="http://schemas.microsoft.com/office/drawing/2016/5/14/chartex" xmlns:mc="http://schemas.openxmlformats.org/markup-compatibility/2006" xmlns:aink="http://schemas.microsoft.com/office/drawing/2016/ink" xmlns:am3d="http://schemas.microsoft.com/office/drawing/2017/model3d" xmlns:o="urn:schemas-microsoft-com:office:office" xmlns:r="http://schemas.openxmlformats.org/officeDocument/2006/relationships" xmlns:m="http://schemas.openxmlformats.org/officeDocument/2006/math" xmlns:v="urn:schemas-microsoft-com:vml" xmlns:wp14="http://schemas.microsoft.com/office/word/2010/wordprocessingDrawing" xmlns:wp="http://schemas.openxmlformats.org/drawingml/2006/wordprocessingDrawing" xmlns:w10="urn:schemas-microsoft-com:office:word" xmlns:w="http://schemas.openxmlformats.org/wordprocessingml/2006/main" xmlns:w14="http://schemas.microsoft.com/office/word/2010/wordml" xmlns:w15="http://schemas.microsoft.com/office/word/2012/wordml" xmlns:w16cex="http://schemas.microsoft.com/office/word/2018/wordml/cex" xmlns:w16cid="http://schemas.microsoft.com/office/word/2016/wordml/cid" xmlns:w16="http://schemas.microsoft.com/office/word/2018/wordml" xmlns:w16sdtdh="http://schemas.microsoft.com/office/word/2020/wordml/sdtdatahash" xmlns:w16se="http://schemas.microsoft.com/office/word/2015/wordml/symex" xmlns:wpg="http://schemas.microsoft.com/office/word/2010/wordprocessingGroup" xmlns:wpi="http://schemas.microsoft.com/office/word/2010/wordprocessingInk" xmlns:wne="http://schemas.microsoft.com/office/word/2006/wordml" xmlns:wps="http://schemas.microsoft.com/office/word/2010/wordprocessingShape" mc:Ignorable="w14 w15 w16se w16cid w16 w16cex w16sdtdh wp14">
+<w:footnotes xmlns:wpc="http://schemas.microsoft.com/office/word/2010/wordprocessingCanvas" xmlns:cx="http://schemas.microsoft.com/office/drawing/2014/chartex" xmlns:cx1="http://schemas.microsoft.com/office/drawing/2015/9/8/chartex" xmlns:cx2="http://schemas.microsoft.com/office/drawing/2015/10/21/chartex" xmlns:cx3="http://schemas.microsoft.com/office/drawing/2016/5/9/chartex" xmlns:cx4="http://schemas.microsoft.com/office/drawing/2016/5/10/chartex" xmlns:cx5="http://schemas.microsoft.com/office/drawing/2016/5/11/chartex" xmlns:cx6="http://schemas.microsoft.com/office/drawing/2016/5/12/chartex" xmlns:cx7="http://schemas.microsoft.com/office/drawing/2016/5/13/chartex" xmlns:cx8="http://schemas.microsoft.com/office/drawing/2016/5/14/chartex" xmlns:mc="http://schemas.openxmlformats.org/markup-compatibility/2006" xmlns:aink="http://schemas.microsoft.com/office/drawing/2016/ink" xmlns:am3d="http://schemas.microsoft.com/office/drawing/2017/model3d" xmlns:o="urn:schemas-microsoft-com:office:office" xmlns:oel="http://schemas.microsoft.com/office/2019/extlst" xmlns:r="http://schemas.openxmlformats.org/officeDocument/2006/relationships" xmlns:m="http://schemas.openxmlformats.org/officeDocument/2006/math" xmlns:v="urn:schemas-microsoft-com:vml" xmlns:wp14="http://schemas.microsoft.com/office/word/2010/wordprocessingDrawing" xmlns:wp="http://schemas.openxmlformats.org/drawingml/2006/wordprocessingDrawing" xmlns:w10="urn:schemas-microsoft-com:office:word" xmlns:w="http://schemas.openxmlformats.org/wordprocessingml/2006/main" xmlns:w14="http://schemas.microsoft.com/office/word/2010/wordml" xmlns:w15="http://schemas.microsoft.com/office/word/2012/wordml" xmlns:w16cex="http://schemas.microsoft.com/office/word/2018/wordml/cex" xmlns:w16cid="http://schemas.microsoft.com/office/word/2016/wordml/cid" xmlns:w16="http://schemas.microsoft.com/office/word/2018/wordml" xmlns:w16du="http://schemas.microsoft.com/office/word/2023/wordml/word16du" xmlns:w16sdtdh="http://schemas.microsoft.com/office/word/2020/wordml/sdtdatahash" xmlns:w16sdtfl="http://schemas.microsoft.com/office/word/2024/wordml/sdtformatlock" xmlns:w16se="http://schemas.microsoft.com/office/word/2015/wordml/symex" xmlns:wpg="http://schemas.microsoft.com/office/word/2010/wordprocessingGroup" xmlns:wpi="http://schemas.microsoft.com/office/word/2010/wordprocessingInk" xmlns:wne="http://schemas.microsoft.com/office/word/2006/wordml" xmlns:wps="http://schemas.microsoft.com/office/word/2010/wordprocessingShape" mc:Ignorable="w14 w15 w16se w16cid w16 w16cex w16sdtdh w16sdtfl w16du wp14">
   <w:footnote w:type="separator" w:id="-1">
     <w:p>
+      <w:pPr>
+        <w:rPr>
+          <w:rFonts w:hint="eastAsia"/>
+        </w:rPr>
+      </w:pPr>
       <w:r>
         <w:separator/>
       </w:r>
@@ -2276,6 +2923,11 @@
   </w:footnote>
   <w:footnote w:type="continuationSeparator" w:id="0">
     <w:p>
+      <w:pPr>
+        <w:rPr>
+          <w:rFonts w:hint="eastAsia"/>
+        </w:rPr>
+      </w:pPr>
       <w:r>
         <w:continuationSeparator/>
       </w:r>
@@ -2285,7 +2937,7 @@
 </file>
 
 <file path=word/numbering.xml><?xml version="1.0" encoding="utf-8"?>
-<w:numbering xmlns:wpc="http://schemas.microsoft.com/office/word/2010/wordprocessingCanvas" xmlns:cx="http://schemas.microsoft.com/office/drawing/2014/chartex" xmlns:cx1="http://schemas.microsoft.com/office/drawing/2015/9/8/chartex" xmlns:cx2="http://schemas.microsoft.com/office/drawing/2015/10/21/chartex" xmlns:cx3="http://schemas.microsoft.com/office/drawing/2016/5/9/chartex" xmlns:cx4="http://schemas.microsoft.com/office/drawing/2016/5/10/chartex" xmlns:cx5="http://schemas.microsoft.com/office/drawing/2016/5/11/chartex" xmlns:cx6="http://schemas.microsoft.com/office/drawing/2016/5/12/chartex" xmlns:cx7="http://schemas.microsoft.com/office/drawing/2016/5/13/chartex" xmlns:cx8="http://schemas.microsoft.com/office/drawing/2016/5/14/chartex" xmlns:mc="http://schemas.openxmlformats.org/markup-compatibility/2006" xmlns:aink="http://schemas.microsoft.com/office/drawing/2016/ink" xmlns:am3d="http://schemas.microsoft.com/office/drawing/2017/model3d" xmlns:o="urn:schemas-microsoft-com:office:office" xmlns:r="http://schemas.openxmlformats.org/officeDocument/2006/relationships" xmlns:m="http://schemas.openxmlformats.org/officeDocument/2006/math" xmlns:v="urn:schemas-microsoft-com:vml" xmlns:wp14="http://schemas.microsoft.com/office/word/2010/wordprocessingDrawing" xmlns:wp="http://schemas.openxmlformats.org/drawingml/2006/wordprocessingDrawing" xmlns:w10="urn:schemas-microsoft-com:office:word" xmlns:w="http://schemas.openxmlformats.org/wordprocessingml/2006/main" xmlns:w14="http://schemas.microsoft.com/office/word/2010/wordml" xmlns:w15="http://schemas.microsoft.com/office/word/2012/wordml" xmlns:w16cex="http://schemas.microsoft.com/office/word/2018/wordml/cex" xmlns:w16cid="http://schemas.microsoft.com/office/word/2016/wordml/cid" xmlns:w16="http://schemas.microsoft.com/office/word/2018/wordml" xmlns:w16sdtdh="http://schemas.microsoft.com/office/word/2020/wordml/sdtdatahash" xmlns:w16se="http://schemas.microsoft.com/office/word/2015/wordml/symex" xmlns:wpg="http://schemas.microsoft.com/office/word/2010/wordprocessingGroup" xmlns:wpi="http://schemas.microsoft.com/office/word/2010/wordprocessingInk" xmlns:wne="http://schemas.microsoft.com/office/word/2006/wordml" xmlns:wps="http://schemas.microsoft.com/office/word/2010/wordprocessingShape" mc:Ignorable="w14 w15 w16se w16cid w16 w16cex w16sdtdh wp14">
+<w:numbering xmlns:wpc="http://schemas.microsoft.com/office/word/2010/wordprocessingCanvas" xmlns:cx="http://schemas.microsoft.com/office/drawing/2014/chartex" xmlns:cx1="http://schemas.microsoft.com/office/drawing/2015/9/8/chartex" xmlns:cx2="http://schemas.microsoft.com/office/drawing/2015/10/21/chartex" xmlns:cx3="http://schemas.microsoft.com/office/drawing/2016/5/9/chartex" xmlns:cx4="http://schemas.microsoft.com/office/drawing/2016/5/10/chartex" xmlns:cx5="http://schemas.microsoft.com/office/drawing/2016/5/11/chartex" xmlns:cx6="http://schemas.microsoft.com/office/drawing/2016/5/12/chartex" xmlns:cx7="http://schemas.microsoft.com/office/drawing/2016/5/13/chartex" xmlns:cx8="http://schemas.microsoft.com/office/drawing/2016/5/14/chartex" xmlns:mc="http://schemas.openxmlformats.org/markup-compatibility/2006" xmlns:aink="http://schemas.microsoft.com/office/drawing/2016/ink" xmlns:am3d="http://schemas.microsoft.com/office/drawing/2017/model3d" xmlns:o="urn:schemas-microsoft-com:office:office" xmlns:oel="http://schemas.microsoft.com/office/2019/extlst" xmlns:r="http://schemas.openxmlformats.org/officeDocument/2006/relationships" xmlns:m="http://schemas.openxmlformats.org/officeDocument/2006/math" xmlns:v="urn:schemas-microsoft-com:vml" xmlns:wp14="http://schemas.microsoft.com/office/word/2010/wordprocessingDrawing" xmlns:wp="http://schemas.openxmlformats.org/drawingml/2006/wordprocessingDrawing" xmlns:w10="urn:schemas-microsoft-com:office:word" xmlns:w="http://schemas.openxmlformats.org/wordprocessingml/2006/main" xmlns:w14="http://schemas.microsoft.com/office/word/2010/wordml" xmlns:w15="http://schemas.microsoft.com/office/word/2012/wordml" xmlns:w16cex="http://schemas.microsoft.com/office/word/2018/wordml/cex" xmlns:w16cid="http://schemas.microsoft.com/office/word/2016/wordml/cid" xmlns:w16="http://schemas.microsoft.com/office/word/2018/wordml" xmlns:w16du="http://schemas.microsoft.com/office/word/2023/wordml/word16du" xmlns:w16sdtdh="http://schemas.microsoft.com/office/word/2020/wordml/sdtdatahash" xmlns:w16sdtfl="http://schemas.microsoft.com/office/word/2024/wordml/sdtformatlock" xmlns:w16se="http://schemas.microsoft.com/office/word/2015/wordml/symex" xmlns:wpg="http://schemas.microsoft.com/office/word/2010/wordprocessingGroup" xmlns:wpi="http://schemas.microsoft.com/office/word/2010/wordprocessingInk" xmlns:wne="http://schemas.microsoft.com/office/word/2006/wordml" xmlns:wps="http://schemas.microsoft.com/office/word/2010/wordprocessingShape" mc:Ignorable="w14 w15 w16se w16cid w16 w16cex w16sdtdh w16sdtfl w16du wp14">
   <w:abstractNum w:abstractNumId="0" w15:restartNumberingAfterBreak="0">
     <w:nsid w:val="055E07B3"/>
     <w:multiLevelType w:val="hybridMultilevel"/>
@@ -2464,17 +3116,17 @@
       </w:pPr>
     </w:lvl>
   </w:abstractNum>
-  <w:num w:numId="1">
+  <w:num w:numId="1" w16cid:durableId="1229459019">
     <w:abstractNumId w:val="1"/>
   </w:num>
-  <w:num w:numId="2">
+  <w:num w:numId="2" w16cid:durableId="1984385286">
     <w:abstractNumId w:val="0"/>
   </w:num>
 </w:numbering>
 </file>
 
 <file path=word/styles.xml><?xml version="1.0" encoding="utf-8"?>
-<w:styles xmlns:mc="http://schemas.openxmlformats.org/markup-compatibility/2006" xmlns:r="http://schemas.openxmlformats.org/officeDocument/2006/relationships" xmlns:w="http://schemas.openxmlformats.org/wordprocessingml/2006/main" xmlns:w14="http://schemas.microsoft.com/office/word/2010/wordml" xmlns:w15="http://schemas.microsoft.com/office/word/2012/wordml" xmlns:w16cex="http://schemas.microsoft.com/office/word/2018/wordml/cex" xmlns:w16cid="http://schemas.microsoft.com/office/word/2016/wordml/cid" xmlns:w16="http://schemas.microsoft.com/office/word/2018/wordml" xmlns:w16sdtdh="http://schemas.microsoft.com/office/word/2020/wordml/sdtdatahash" xmlns:w16se="http://schemas.microsoft.com/office/word/2015/wordml/symex" mc:Ignorable="w14 w15 w16se w16cid w16 w16cex w16sdtdh">
+<w:styles xmlns:mc="http://schemas.openxmlformats.org/markup-compatibility/2006" xmlns:r="http://schemas.openxmlformats.org/officeDocument/2006/relationships" xmlns:w="http://schemas.openxmlformats.org/wordprocessingml/2006/main" xmlns:w14="http://schemas.microsoft.com/office/word/2010/wordml" xmlns:w15="http://schemas.microsoft.com/office/word/2012/wordml" xmlns:w16cex="http://schemas.microsoft.com/office/word/2018/wordml/cex" xmlns:w16cid="http://schemas.microsoft.com/office/word/2016/wordml/cid" xmlns:w16="http://schemas.microsoft.com/office/word/2018/wordml" xmlns:w16du="http://schemas.microsoft.com/office/word/2023/wordml/word16du" xmlns:w16sdtdh="http://schemas.microsoft.com/office/word/2020/wordml/sdtdatahash" xmlns:w16sdtfl="http://schemas.microsoft.com/office/word/2024/wordml/sdtformatlock" xmlns:w16se="http://schemas.microsoft.com/office/word/2015/wordml/symex" mc:Ignorable="w14 w15 w16se w16cid w16 w16cex w16sdtdh w16sdtfl w16du">
   <w:docDefaults>
     <w:rPrDefault>
       <w:rPr>
@@ -2921,7 +3573,6 @@
   <w:style w:type="character" w:default="1" w:styleId="a0">
     <w:name w:val="Default Paragraph Font"/>
     <w:uiPriority w:val="1"/>
-    <w:semiHidden/>
     <w:unhideWhenUsed/>
   </w:style>
   <w:style w:type="table" w:default="1" w:styleId="a1">
